--- a/private/word_templates/WJZ-02. Ontvangstbevestiging Pro Forma.docx
+++ b/private/word_templates/WJZ-02. Ontvangstbevestiging Pro Forma.docx
@@ -42,13 +42,29 @@
       <w:bookmarkStart w:id="2" w:name="bmkAdresgegevens1_Copy_1"/>
       <w:bookmarkStart w:id="3" w:name="bmkAdresgegevens5_Copy_1"/>
       <w:bookmarkStart w:id="4" w:name="_Hlk221784599"/>
+      <w:bookmarkStart w:id="5" w:name="_Hlk221789131"/>
       <w:bookmarkEnd w:id="2"/>
       <w:bookmarkEnd w:id="3"/>
       <w:r>
         <w:rPr>
           <w:szCs w:val="18"/>
-        </w:rPr>
-        <w:t>${NAAM_ADRES}</w:t>
+          <w:highlight w:val="yellow"/>
+        </w:rPr>
+        <w:t>[ADRES</w:t>
+      </w:r>
+      <w:r>
+        <w:rPr>
+          <w:szCs w:val="18"/>
+          <w:highlight w:val="yellow"/>
+        </w:rPr>
+        <w:t xml:space="preserve"> BEZWAARDE of GEMACHTIGDE</w:t>
+      </w:r>
+      <w:r>
+        <w:rPr>
+          <w:szCs w:val="18"/>
+          <w:highlight w:val="yellow"/>
+        </w:rPr>
+        <w:t>]</w:t>
       </w:r>
     </w:p>
     <w:bookmarkEnd w:id="4"/>
@@ -80,21 +96,41 @@
         <w:rPr>
           <w:szCs w:val="18"/>
         </w:rPr>
-        <w:t xml:space="preserve">Uitsluitend per e-mail aan: </w:t>
-      </w:r>
-      <w:r>
-        <w:rPr>
-          <w:szCs w:val="18"/>
-        </w:rPr>
-        <w:t>${EMAIL_ADRES}</w:t>
-      </w:r>
+        <w:t>Uitsluitend per e-mail aan:</w:t>
+      </w:r>
+      <w:r>
+        <w:rPr>
+          <w:szCs w:val="18"/>
+        </w:rPr>
+        <w:t xml:space="preserve"> </w:t>
+      </w:r>
+      <w:r>
+        <w:rPr>
+          <w:szCs w:val="18"/>
+          <w:highlight w:val="yellow"/>
+        </w:rPr>
+        <w:t>[Email BEZWAARDE of GEMACHTIGDE]</w:t>
+      </w:r>
+      <w:r>
+        <w:rPr>
+          <w:szCs w:val="18"/>
+        </w:rPr>
+        <w:t xml:space="preserve"> </w:t>
+      </w:r>
+    </w:p>
+    <w:bookmarkEnd w:id="5"/>
+    <w:p>
+      <w:pPr>
+        <w:rPr>
+          <w:szCs w:val="18"/>
+        </w:rPr>
+      </w:pPr>
     </w:p>
     <w:p/>
     <w:p>
-      <w:bookmarkStart w:id="5" w:name="bmkAdresgegevens6"/>
-      <w:bookmarkEnd w:id="5"/>
-    </w:p>
-    <w:p/>
+      <w:bookmarkStart w:id="6" w:name="bmkAdresgegevens6"/>
+      <w:bookmarkEnd w:id="6"/>
+    </w:p>
     <w:p/>
     <w:p>
       <w:pPr>
@@ -103,6 +139,10 @@
           <w:tab w:val="left" w:pos="1620"/>
           <w:tab w:val="left" w:pos="5580"/>
         </w:tabs>
+        <w:rPr>
+          <w:rFonts w:cs="Arial"/>
+          <w:szCs w:val="18"/>
+        </w:rPr>
       </w:pPr>
       <w:r>
         <w:rPr>
@@ -110,6 +150,57 @@
           <w:szCs w:val="18"/>
         </w:rPr>
         <w:t>Datum</w:t>
+      </w:r>
+      <w:r>
+        <w:rPr>
+          <w:rFonts w:cs="Arial"/>
+          <w:szCs w:val="18"/>
+        </w:rPr>
+        <w:tab/>
+        <w:t>:</w:t>
+      </w:r>
+      <w:r>
+        <w:rPr>
+          <w:rFonts w:cs="Arial"/>
+          <w:szCs w:val="18"/>
+        </w:rPr>
+        <w:t xml:space="preserve"> </w:t>
+      </w:r>
+      <w:bookmarkStart w:id="7" w:name="_Hlk221784323"/>
+      <w:r>
+        <w:rPr>
+          <w:rFonts w:cs="Arial"/>
+          <w:szCs w:val="18"/>
+        </w:rPr>
+        <w:t>[</w:t>
+      </w:r>
+      <w:r>
+        <w:rPr>
+          <w:rFonts w:cs="Arial"/>
+          <w:szCs w:val="18"/>
+          <w:highlight w:val="yellow"/>
+        </w:rPr>
+        <w:t>datum]</w:t>
+      </w:r>
+      <w:bookmarkEnd w:id="7"/>
+    </w:p>
+    <w:p>
+      <w:pPr>
+        <w:tabs>
+          <w:tab w:val="left" w:pos="1260"/>
+          <w:tab w:val="left" w:pos="5760"/>
+        </w:tabs>
+        <w:rPr>
+          <w:rFonts w:cs="Arial"/>
+          <w:szCs w:val="18"/>
+        </w:rPr>
+      </w:pPr>
+      <w:r>
+        <w:rPr>
+          <w:rFonts w:cs="Arial"/>
+          <w:szCs w:val="18"/>
+        </w:rPr>
+        <w:t>Betreft</w:t>
       </w:r>
       <w:r>
         <w:rPr>
@@ -121,17 +212,30 @@
       </w:r>
       <w:r>
         <w:rPr>
-          <w:rFonts w:cs="Arial"/>
-          <w:szCs w:val="18"/>
-        </w:rPr>
-        <w:t>${VANDAAG}</w:t>
-      </w:r>
-      <w:fldSimple w:instr=" MERGEFIELD COR_datum "/>
-    </w:p>
-    <w:p>
-      <w:pPr>
-        <w:tabs>
-          <w:tab w:val="left" w:pos="1260"/>
+          <w:szCs w:val="18"/>
+        </w:rPr>
+        <w:t>ontvangstbevestiging bezwaar</w:t>
+      </w:r>
+      <w:r>
+        <w:rPr>
+          <w:szCs w:val="18"/>
+        </w:rPr>
+        <w:t xml:space="preserve"> </w:t>
+      </w:r>
+      <w:bookmarkStart w:id="8" w:name="_Hlk221785948"/>
+      <w:r>
+        <w:rPr>
+          <w:rFonts w:cs="Arial"/>
+          <w:szCs w:val="18"/>
+          <w:highlight w:val="yellow"/>
+        </w:rPr>
+        <w:t>[Naam indiener]</w:t>
+      </w:r>
+      <w:bookmarkEnd w:id="8"/>
+    </w:p>
+    <w:p>
+      <w:pPr>
+        <w:tabs>
           <w:tab w:val="left" w:pos="5760"/>
         </w:tabs>
         <w:rPr>
@@ -139,109 +243,63 @@
           <w:szCs w:val="18"/>
         </w:rPr>
       </w:pPr>
-      <w:r>
-        <w:rPr>
-          <w:rFonts w:cs="Arial"/>
-          <w:szCs w:val="18"/>
-        </w:rPr>
-        <w:t>Betreft</w:t>
-      </w:r>
-      <w:r>
-        <w:rPr>
-          <w:rFonts w:cs="Arial"/>
-          <w:szCs w:val="18"/>
-        </w:rPr>
-        <w:tab/>
-        <w:t>: ontvangstbevestiging bezwaar ${NAAM_BEZWAARDE}</w:t>
-      </w:r>
-    </w:p>
+    </w:p>
+    <w:p/>
+    <w:p>
+      <w:pPr>
+        <w:rPr>
+          <w:rFonts w:cs="Arial"/>
+          <w:szCs w:val="18"/>
+        </w:rPr>
+      </w:pPr>
+      <w:r>
+        <w:rPr>
+          <w:rFonts w:cs="Arial"/>
+          <w:szCs w:val="18"/>
+        </w:rPr>
+        <w:fldChar w:fldCharType="begin"/>
+      </w:r>
+      <w:r>
+        <w:rPr>
+          <w:rFonts w:cs="Arial"/>
+          <w:szCs w:val="18"/>
+        </w:rPr>
+        <w:instrText xml:space="preserve"> MERGEFIELD COR_ANH_regel1 </w:instrText>
+      </w:r>
+      <w:r>
+        <w:rPr>
+          <w:rFonts w:cs="Arial"/>
+          <w:szCs w:val="18"/>
+        </w:rPr>
+        <w:fldChar w:fldCharType="separate"/>
+      </w:r>
+      <w:r>
+        <w:rPr>
+          <w:rFonts w:cs="Arial"/>
+          <w:szCs w:val="18"/>
+        </w:rPr>
+        <w:t>Geachte</w:t>
+      </w:r>
+      <w:r>
+        <w:rPr>
+          <w:rFonts w:cs="Arial"/>
+          <w:szCs w:val="18"/>
+        </w:rPr>
+        <w:fldChar w:fldCharType="end"/>
+      </w:r>
+      <w:r>
+        <w:rPr>
+          <w:szCs w:val="18"/>
+        </w:rPr>
+        <w:t>,</w:t>
+      </w:r>
+    </w:p>
+    <w:p/>
     <w:p>
       <w:pPr>
         <w:tabs>
           <w:tab w:val="left" w:pos="5760"/>
         </w:tabs>
-        <w:rPr>
-          <w:rFonts w:cs="Arial"/>
-          <w:szCs w:val="18"/>
-        </w:rPr>
-      </w:pPr>
-    </w:p>
-    <w:p>
-      <w:pPr>
-        <w:tabs>
-          <w:tab w:val="left" w:pos="5760"/>
-        </w:tabs>
-        <w:rPr>
-          <w:rFonts w:cs="Arial"/>
-          <w:szCs w:val="18"/>
-        </w:rPr>
-      </w:pPr>
-    </w:p>
-    <w:p>
-      <w:pPr>
-        <w:rPr>
-          <w:rFonts w:cs="Arial"/>
-          <w:szCs w:val="18"/>
-        </w:rPr>
-      </w:pPr>
-      <w:r>
-        <w:rPr>
-          <w:rFonts w:cs="Arial"/>
-          <w:szCs w:val="18"/>
-        </w:rPr>
-        <w:fldChar w:fldCharType="begin"/>
-      </w:r>
-      <w:r>
-        <w:rPr>
-          <w:rFonts w:cs="Arial"/>
-          <w:szCs w:val="18"/>
-        </w:rPr>
-        <w:instrText xml:space="preserve"> MERGEFIELD COR_ANH_regel1 </w:instrText>
-      </w:r>
-      <w:r>
-        <w:rPr>
-          <w:rFonts w:cs="Arial"/>
-          <w:szCs w:val="18"/>
-        </w:rPr>
-        <w:fldChar w:fldCharType="separate"/>
-      </w:r>
-      <w:r>
-        <w:rPr>
-          <w:rFonts w:cs="Arial"/>
-          <w:szCs w:val="18"/>
-        </w:rPr>
-        <w:t>Geachte</w:t>
-      </w:r>
-      <w:r>
-        <w:rPr>
-          <w:rFonts w:cs="Arial"/>
-          <w:szCs w:val="18"/>
-        </w:rPr>
-        <w:fldChar w:fldCharType="end"/>
-      </w:r>
-      <w:r>
-        <w:rPr>
-          <w:szCs w:val="18"/>
-        </w:rPr>
-        <w:t>,</w:t>
-      </w:r>
-    </w:p>
-    <w:p>
-      <w:pPr>
-        <w:tabs>
-          <w:tab w:val="left" w:pos="5760"/>
-        </w:tabs>
-        <w:rPr>
-          <w:rFonts w:cs="Arial"/>
-          <w:szCs w:val="18"/>
-        </w:rPr>
-      </w:pPr>
-    </w:p>
-    <w:p>
-      <w:pPr>
-        <w:tabs>
-          <w:tab w:val="left" w:pos="5760"/>
-        </w:tabs>
         <w:spacing w:line="276" w:lineRule="auto"/>
         <w:rPr>
           <w:rFonts w:cs="Arial"/>
@@ -250,70 +308,106 @@
       </w:pPr>
       <w:r>
         <w:rPr>
-          <w:rFonts w:eastAsia="Calibri"/>
-          <w:szCs w:val="22"/>
-          <w:lang w:eastAsia="en-US"/>
-        </w:rPr>
-        <w:t xml:space="preserve">Hierbij bevestig ik dat ik op </w:t>
-      </w:r>
-      <w:r>
-        <w:t>${</w:t>
-      </w:r>
-      <w:r>
-        <w:t>DATUM_ONTVANGEN_BERICHT</w:t>
-      </w:r>
-      <w:r>
-        <w:t xml:space="preserve">} </w:t>
-      </w:r>
-      <w:r>
-        <w:rPr>
-          <w:rFonts w:cs="Arial"/>
-          <w:szCs w:val="18"/>
-        </w:rPr>
-        <w:t xml:space="preserve">uw bezwaarschrift heb ontvangen tegen mijn besluit van </w:t>
-      </w:r>
-      <w:r>
-        <w:t>${</w:t>
-      </w:r>
-      <w:r>
-        <w:t>DATUM_BESTREDEN_BESLUIT</w:t>
-      </w:r>
-      <w:r>
-        <w:t>}</w:t>
-      </w:r>
-      <w:r>
-        <w:rPr>
-          <w:szCs w:val="18"/>
-        </w:rPr>
-        <w:t>, met kenmerk</w:t>
-      </w:r>
-      <w:bookmarkStart w:id="6" w:name="_Hlk221786236"/>
-      <w:r>
-        <w:t xml:space="preserve"> ${</w:t>
-      </w:r>
-      <w:r>
-        <w:t>KENMERK_BESTREDEN_BESLUIT</w:t>
-      </w:r>
-      <w:r>
-        <w:t>}</w:t>
+          <w:rFonts w:cs="Arial"/>
+          <w:szCs w:val="18"/>
+        </w:rPr>
+        <w:t>Hierbij bevestig ik dat ik op</w:t>
+      </w:r>
+      <w:r>
+        <w:rPr>
+          <w:szCs w:val="18"/>
+        </w:rPr>
+        <w:t xml:space="preserve"> </w:t>
+      </w:r>
+      <w:bookmarkStart w:id="9" w:name="_Hlk221785294"/>
+      <w:bookmarkStart w:id="10" w:name="_Hlk221788760"/>
+      <w:r>
+        <w:rPr>
+          <w:highlight w:val="yellow"/>
+        </w:rPr>
+        <w:t>[</w:t>
+      </w:r>
+      <w:bookmarkStart w:id="11" w:name="_Hlk221789177"/>
+      <w:r>
+        <w:rPr>
+          <w:highlight w:val="yellow"/>
+        </w:rPr>
+        <w:t>datum</w:t>
+      </w:r>
+      <w:r>
+        <w:rPr>
+          <w:highlight w:val="yellow"/>
+        </w:rPr>
+        <w:t xml:space="preserve"> ontvangst</w:t>
+      </w:r>
+      <w:r>
+        <w:rPr>
+          <w:highlight w:val="yellow"/>
+        </w:rPr>
+        <w:t>]</w:t>
+      </w:r>
+      <w:bookmarkEnd w:id="9"/>
+      <w:r>
+        <w:rPr>
+          <w:rFonts w:cs="Arial"/>
+          <w:szCs w:val="18"/>
+        </w:rPr>
+        <w:t xml:space="preserve"> uw bezwaarschrift heb ontvangen tegen mijn </w:t>
+      </w:r>
+      <w:r>
+        <w:rPr>
+          <w:rFonts w:cs="Arial"/>
+          <w:szCs w:val="18"/>
+        </w:rPr>
+        <w:t xml:space="preserve">besluit </w:t>
+      </w:r>
+      <w:r>
+        <w:rPr>
+          <w:rFonts w:cs="Arial"/>
+          <w:szCs w:val="18"/>
+        </w:rPr>
+        <w:t xml:space="preserve">van </w:t>
+      </w:r>
+      <w:bookmarkStart w:id="12" w:name="_Hlk221785322"/>
+      <w:r>
+        <w:rPr>
+          <w:highlight w:val="yellow"/>
+        </w:rPr>
+        <w:t>[datum</w:t>
+      </w:r>
+      <w:r>
+        <w:rPr>
+          <w:highlight w:val="yellow"/>
+        </w:rPr>
+        <w:t xml:space="preserve"> primair besluit</w:t>
+      </w:r>
+      <w:r>
+        <w:rPr>
+          <w:highlight w:val="yellow"/>
+        </w:rPr>
+        <w:t>]</w:t>
+      </w:r>
+      <w:bookmarkEnd w:id="12"/>
+      <w:r>
+        <w:rPr>
+          <w:szCs w:val="18"/>
+        </w:rPr>
+        <w:t xml:space="preserve">, met kenmerk </w:t>
+      </w:r>
+      <w:bookmarkStart w:id="13" w:name="_Hlk221786236"/>
+      <w:r>
+        <w:rPr>
+          <w:highlight w:val="yellow"/>
+        </w:rPr>
+        <w:t>[Kenmerk primair besluit]</w:t>
       </w:r>
       <w:r>
         <w:t>.</w:t>
       </w:r>
-      <w:bookmarkEnd w:id="6"/>
-    </w:p>
-    <w:p>
-      <w:pPr>
-        <w:tabs>
-          <w:tab w:val="left" w:pos="5760"/>
-        </w:tabs>
-        <w:spacing w:line="276" w:lineRule="auto"/>
-        <w:rPr>
-          <w:rFonts w:cs="Arial"/>
-          <w:szCs w:val="18"/>
-        </w:rPr>
-      </w:pPr>
-    </w:p>
+      <w:bookmarkEnd w:id="13"/>
+    </w:p>
+    <w:bookmarkEnd w:id="10"/>
+    <w:bookmarkEnd w:id="11"/>
     <w:p>
       <w:pPr>
         <w:tabs>
@@ -574,7 +668,7 @@
           <w:lang w:eastAsia="en-US"/>
         </w:rPr>
       </w:pPr>
-      <w:bookmarkStart w:id="7" w:name="_Hlk221788787"/>
+      <w:bookmarkStart w:id="14" w:name="_Hlk221788787"/>
       <w:r>
         <w:rPr>
           <w:rFonts w:eastAsia="Calibri"/>
@@ -626,9 +720,28 @@
         <w:rPr>
           <w:rFonts w:eastAsia="Calibri"/>
           <w:szCs w:val="22"/>
+          <w:highlight w:val="yellow"/>
           <w:lang w:eastAsia="en-US"/>
         </w:rPr>
-        <w:t>${</w:t>
+        <w:t>[kenmerk</w:t>
+      </w:r>
+      <w:r>
+        <w:rPr>
+          <w:rFonts w:eastAsia="Calibri"/>
+          <w:szCs w:val="22"/>
+          <w:highlight w:val="yellow"/>
+          <w:lang w:eastAsia="en-US"/>
+        </w:rPr>
+        <w:t xml:space="preserve"> ZvS</w:t>
+      </w:r>
+      <w:r>
+        <w:rPr>
+          <w:rFonts w:eastAsia="Calibri"/>
+          <w:szCs w:val="22"/>
+          <w:highlight w:val="yellow"/>
+          <w:lang w:eastAsia="en-US"/>
+        </w:rPr>
+        <w:t>].</w:t>
       </w:r>
       <w:r>
         <w:rPr>
@@ -636,15 +749,7 @@
           <w:szCs w:val="22"/>
           <w:lang w:eastAsia="en-US"/>
         </w:rPr>
-        <w:t>KENMERK_ZVS_NUMMER</w:t>
-      </w:r>
-      <w:r>
-        <w:rPr>
-          <w:rFonts w:eastAsia="Calibri"/>
-          <w:szCs w:val="22"/>
-          <w:lang w:eastAsia="en-US"/>
-        </w:rPr>
-        <w:t>}.</w:t>
+        <w:t xml:space="preserve"> </w:t>
       </w:r>
     </w:p>
     <w:p>
@@ -676,6 +781,7 @@
           <w:szCs w:val="22"/>
           <w:lang w:eastAsia="en-US"/>
         </w:rPr>
+        <w:lastRenderedPageBreak/>
         <w:t>Bij bezwaarschriften per digitaal formulier (correspondentie per post):</w:t>
       </w:r>
     </w:p>
@@ -717,25 +823,28 @@
         <w:rPr>
           <w:rFonts w:eastAsia="Calibri"/>
           <w:szCs w:val="22"/>
+          <w:highlight w:val="yellow"/>
           <w:lang w:eastAsia="en-US"/>
         </w:rPr>
-        <w:t>${</w:t>
+        <w:t>[kenmerk</w:t>
       </w:r>
       <w:r>
         <w:rPr>
           <w:rFonts w:eastAsia="Calibri"/>
           <w:szCs w:val="22"/>
+          <w:highlight w:val="yellow"/>
           <w:lang w:eastAsia="en-US"/>
         </w:rPr>
-        <w:t>KENMERK_ZVS_NUMMER</w:t>
+        <w:t xml:space="preserve"> ZvS</w:t>
       </w:r>
       <w:r>
         <w:rPr>
           <w:rFonts w:eastAsia="Calibri"/>
           <w:szCs w:val="22"/>
+          <w:highlight w:val="yellow"/>
           <w:lang w:eastAsia="en-US"/>
         </w:rPr>
-        <w:t>}.</w:t>
+        <w:t>].</w:t>
       </w:r>
     </w:p>
     <w:p>
@@ -815,6 +924,7 @@
         <w:spacing w:after="160" w:line="259" w:lineRule="auto"/>
         <w:rPr>
           <w:rFonts w:eastAsia="Calibri"/>
+          <w:iCs/>
           <w:szCs w:val="22"/>
           <w:lang w:eastAsia="en-US"/>
         </w:rPr>
@@ -878,25 +988,28 @@
         <w:rPr>
           <w:rFonts w:eastAsia="Calibri"/>
           <w:szCs w:val="22"/>
+          <w:highlight w:val="yellow"/>
           <w:lang w:eastAsia="en-US"/>
         </w:rPr>
-        <w:t>${</w:t>
+        <w:t>[kenmerk</w:t>
       </w:r>
       <w:r>
         <w:rPr>
           <w:rFonts w:eastAsia="Calibri"/>
           <w:szCs w:val="22"/>
+          <w:highlight w:val="yellow"/>
           <w:lang w:eastAsia="en-US"/>
         </w:rPr>
-        <w:t>KENMERK_ZVS_NUMMER</w:t>
+        <w:t xml:space="preserve"> ZvS</w:t>
       </w:r>
       <w:r>
         <w:rPr>
           <w:rFonts w:eastAsia="Calibri"/>
           <w:szCs w:val="22"/>
+          <w:highlight w:val="yellow"/>
           <w:lang w:eastAsia="en-US"/>
         </w:rPr>
-        <w:t>}.</w:t>
+        <w:t>].</w:t>
       </w:r>
     </w:p>
     <w:p>
@@ -988,9 +1101,28 @@
         <w:rPr>
           <w:rFonts w:eastAsia="Calibri"/>
           <w:szCs w:val="22"/>
+          <w:highlight w:val="yellow"/>
           <w:lang w:eastAsia="en-US"/>
         </w:rPr>
-        <w:t>${</w:t>
+        <w:t>[kenmerk</w:t>
+      </w:r>
+      <w:r>
+        <w:rPr>
+          <w:rFonts w:eastAsia="Calibri"/>
+          <w:szCs w:val="22"/>
+          <w:highlight w:val="yellow"/>
+          <w:lang w:eastAsia="en-US"/>
+        </w:rPr>
+        <w:t xml:space="preserve"> ZvS</w:t>
+      </w:r>
+      <w:r>
+        <w:rPr>
+          <w:rFonts w:eastAsia="Calibri"/>
+          <w:szCs w:val="22"/>
+          <w:highlight w:val="yellow"/>
+          <w:lang w:eastAsia="en-US"/>
+        </w:rPr>
+        <w:t>].</w:t>
       </w:r>
       <w:r>
         <w:rPr>
@@ -998,36 +1130,10 @@
           <w:szCs w:val="22"/>
           <w:lang w:eastAsia="en-US"/>
         </w:rPr>
-        <w:t>KENMERK_ZVS_NUMMER</w:t>
-      </w:r>
-      <w:proofErr w:type="gramStart"/>
-      <w:r>
-        <w:rPr>
-          <w:rFonts w:eastAsia="Calibri"/>
-          <w:szCs w:val="22"/>
-          <w:lang w:eastAsia="en-US"/>
-        </w:rPr>
-        <w:t>}.</w:t>
-      </w:r>
-      <w:r>
-        <w:rPr>
-          <w:rFonts w:eastAsia="Calibri"/>
-          <w:szCs w:val="22"/>
-          <w:lang w:eastAsia="en-US"/>
-        </w:rPr>
-        <w:t>In</w:t>
-      </w:r>
-      <w:proofErr w:type="gramEnd"/>
-      <w:r>
-        <w:rPr>
-          <w:rFonts w:eastAsia="Calibri"/>
-          <w:szCs w:val="22"/>
-          <w:lang w:eastAsia="en-US"/>
-        </w:rPr>
-        <w:t xml:space="preserve"> het geval ik geen bericht van u ontvang, ga ik ervan uit dat u de correspondentie over het bezwaar per post wilt ontvangen.  </w:t>
-      </w:r>
-    </w:p>
-    <w:bookmarkEnd w:id="7"/>
+        <w:t xml:space="preserve"> In het geval ik geen bericht van u ontvang, ga ik ervan uit dat u de correspondentie over het bezwaar per post wilt ontvangen.  </w:t>
+      </w:r>
+    </w:p>
+    <w:bookmarkEnd w:id="14"/>
     <w:p>
       <w:pPr>
         <w:spacing w:line="276" w:lineRule="auto"/>
@@ -1073,7 +1179,7 @@
           <w:lang w:eastAsia="en-US"/>
         </w:rPr>
       </w:pPr>
-      <w:bookmarkStart w:id="8" w:name="_Hlk221788816"/>
+      <w:bookmarkStart w:id="15" w:name="_Hlk221788816"/>
       <w:r>
         <w:rPr>
           <w:rFonts w:eastAsia="Calibri"/>
@@ -1117,7 +1223,6 @@
           <w:szCs w:val="18"/>
           <w:lang w:eastAsia="en-US"/>
         </w:rPr>
-        <w:lastRenderedPageBreak/>
         <w:t xml:space="preserve">Als u het antwoordformulier </w:t>
       </w:r>
       <w:r>
@@ -1164,6 +1269,7 @@
           <w:szCs w:val="22"/>
           <w:lang w:eastAsia="en-US"/>
         </w:rPr>
+        <w:lastRenderedPageBreak/>
         <w:t>Ik wil u tot slot nog graag attenderen op de afhandeltermijn voor uw bezwaarschrift. U ontvangt binnen zes weken na de dag waarop de termijn voor het indienen van het bezwaarschrift is verstreken, een besluit of een verdagingsbericht. Een verdagingsbericht is een brief waarin staat dat het besluit later wordt genomen. In een verdagingsbericht wordt de beslissing op uw bezwaarschrift gedurende maximaal zes weken verdaagd.</w:t>
       </w:r>
     </w:p>
@@ -1193,7 +1299,7 @@
           <w:t>https://www.rijksoverheid.nl/ministeries/ministerie-van-volksgezondheid-welzijn-en-sport/contact/bezwaarschriften-vws</w:t>
         </w:r>
       </w:hyperlink>
-      <w:bookmarkEnd w:id="8"/>
+      <w:bookmarkEnd w:id="15"/>
     </w:p>
     <w:p>
       <w:pPr>
@@ -1542,7 +1648,6 @@
     <w:p>
       <w:pPr>
         <w:rPr>
-          <w:rFonts w:cs="Arial"/>
           <w:szCs w:val="18"/>
         </w:rPr>
       </w:pPr>
@@ -1571,13 +1676,54 @@
       <w:r>
         <w:rPr>
           <w:szCs w:val="18"/>
-        </w:rPr>
-        <w:t>${NAAM_BEZWAARDE}</w:t>
-      </w:r>
+          <w:highlight w:val="yellow"/>
+        </w:rPr>
+        <w:fldChar w:fldCharType="begin"/>
+      </w:r>
+      <w:r>
+        <w:rPr>
+          <w:szCs w:val="18"/>
+          <w:highlight w:val="yellow"/>
+        </w:rPr>
+        <w:instrText xml:space="preserve"> MERGEFIELD COR_ADR_regel2 </w:instrText>
+      </w:r>
+      <w:r>
+        <w:rPr>
+          <w:szCs w:val="18"/>
+          <w:highlight w:val="yellow"/>
+        </w:rPr>
+        <w:fldChar w:fldCharType="separate"/>
+      </w:r>
+      <w:r>
+        <w:rPr>
+          <w:szCs w:val="18"/>
+          <w:highlight w:val="yellow"/>
+        </w:rPr>
+        <w:fldChar w:fldCharType="end"/>
+      </w:r>
+      <w:bookmarkStart w:id="26" w:name="_Hlk221788939"/>
+      <w:r>
+        <w:rPr>
+          <w:szCs w:val="18"/>
+          <w:highlight w:val="yellow"/>
+        </w:rPr>
+        <w:t>[Naam indiener]</w:t>
+      </w:r>
+      <w:r>
+        <w:rPr>
+          <w:szCs w:val="18"/>
+        </w:rPr>
+        <w:t xml:space="preserve"> </w:t>
+      </w:r>
+      <w:bookmarkEnd w:id="26"/>
     </w:p>
     <w:p>
       <w:pPr>
         <w:pStyle w:val="Afzendgegevens"/>
+        <w:rPr>
+          <w:sz w:val="18"/>
+          <w:szCs w:val="18"/>
+        </w:rPr>
       </w:pPr>
       <w:r>
         <w:rPr>
@@ -1614,8 +1760,24 @@
           <w:szCs w:val="18"/>
         </w:rPr>
         <w:tab/>
-        <w:t>${KENMERK_ZVS_NUMMER}</w:t>
-      </w:r>
+      </w:r>
+      <w:bookmarkStart w:id="27" w:name="_Hlk221788944"/>
+      <w:r>
+        <w:rPr>
+          <w:sz w:val="18"/>
+          <w:szCs w:val="18"/>
+          <w:highlight w:val="yellow"/>
+        </w:rPr>
+        <w:t>[Kenmerk ZvS]</w:t>
+      </w:r>
+      <w:r>
+        <w:rPr>
+          <w:sz w:val="18"/>
+          <w:szCs w:val="18"/>
+        </w:rPr>
+        <w:t xml:space="preserve"> </w:t>
+      </w:r>
+      <w:bookmarkEnd w:id="27"/>
     </w:p>
     <w:p>
       <w:pPr>
@@ -1700,8 +1862,8 @@
         </w:rPr>
         <w:fldChar w:fldCharType="separate"/>
       </w:r>
-      <w:bookmarkStart w:id="18" w:name="Selectievakje1"/>
-      <w:bookmarkEnd w:id="18"/>
+      <w:bookmarkStart w:id="28" w:name="Selectievakje1"/>
+      <w:bookmarkEnd w:id="28"/>
       <w:r>
         <w:rPr>
           <w:rFonts w:cs="Arial"/>
@@ -1808,8 +1970,8 @@
         </w:rPr>
         <w:fldChar w:fldCharType="separate"/>
       </w:r>
-      <w:bookmarkStart w:id="19" w:name="Selectievakje1_Copy_1_Copy_1"/>
-      <w:bookmarkEnd w:id="19"/>
+      <w:bookmarkStart w:id="29" w:name="Selectievakje1_Copy_1_Copy_1"/>
+      <w:bookmarkEnd w:id="29"/>
       <w:r>
         <w:rPr>
           <w:rFonts w:cs="Arial"/>
@@ -1817,8 +1979,8 @@
         </w:rPr>
         <w:fldChar w:fldCharType="end"/>
       </w:r>
-      <w:bookmarkStart w:id="20" w:name="Selectievakje1_Copy_1"/>
-      <w:bookmarkEnd w:id="20"/>
+      <w:bookmarkStart w:id="30" w:name="Selectievakje1_Copy_1"/>
+      <w:bookmarkEnd w:id="30"/>
       <w:r>
         <w:rPr>
           <w:rFonts w:cs="Arial"/>
@@ -1892,8 +2054,8 @@
         </w:rPr>
         <w:fldChar w:fldCharType="end"/>
       </w:r>
-      <w:bookmarkStart w:id="21" w:name="Selectievakje1_Copy_2"/>
-      <w:bookmarkEnd w:id="21"/>
+      <w:bookmarkStart w:id="31" w:name="Selectievakje1_Copy_2"/>
+      <w:bookmarkEnd w:id="31"/>
       <w:r>
         <w:rPr>
           <w:rFonts w:cs="Arial"/>
@@ -1955,8 +2117,8 @@
         </w:rPr>
         <w:fldChar w:fldCharType="end"/>
       </w:r>
-      <w:bookmarkStart w:id="22" w:name="Selectievakje1_Copy_3"/>
-      <w:bookmarkEnd w:id="22"/>
+      <w:bookmarkStart w:id="32" w:name="Selectievakje1_Copy_3"/>
+      <w:bookmarkEnd w:id="32"/>
       <w:r>
         <w:rPr>
           <w:rFonts w:cs="Arial"/>
@@ -1964,7 +2126,22 @@
           <w:lang w:val="en-US"/>
         </w:rPr>
         <w:tab/>
-        <w:t>Webex (</w:t>
+      </w:r>
+      <w:r>
+        <w:rPr>
+          <w:rFonts w:cs="Arial"/>
+          <w:szCs w:val="18"/>
+          <w:lang w:val="en-US"/>
+        </w:rPr>
+        <w:t>Teams</w:t>
+      </w:r>
+      <w:r>
+        <w:rPr>
+          <w:rFonts w:cs="Arial"/>
+          <w:szCs w:val="18"/>
+          <w:lang w:val="en-US"/>
+        </w:rPr>
+        <w:t xml:space="preserve"> (</w:t>
       </w:r>
       <w:proofErr w:type="spellStart"/>
       <w:r>
@@ -2038,8 +2215,8 @@
         </w:rPr>
         <w:fldChar w:fldCharType="separate"/>
       </w:r>
-      <w:bookmarkStart w:id="23" w:name="Selectievakje2"/>
-      <w:bookmarkEnd w:id="23"/>
+      <w:bookmarkStart w:id="33" w:name="Selectievakje2"/>
+      <w:bookmarkEnd w:id="33"/>
       <w:r>
         <w:rPr>
           <w:rFonts w:cs="Arial"/>
@@ -2047,8 +2224,8 @@
         </w:rPr>
         <w:fldChar w:fldCharType="end"/>
       </w:r>
-      <w:bookmarkStart w:id="24" w:name="Selectievakje2_Copy_1"/>
-      <w:bookmarkEnd w:id="24"/>
+      <w:bookmarkStart w:id="34" w:name="Selectievakje2_Copy_1"/>
+      <w:bookmarkEnd w:id="34"/>
       <w:r>
         <w:rPr>
           <w:rFonts w:cs="Arial"/>
@@ -2081,7 +2258,7 @@
           <w:szCs w:val="18"/>
         </w:rPr>
       </w:pPr>
-      <w:bookmarkStart w:id="25" w:name="_Hlk221789003"/>
+      <w:bookmarkStart w:id="35" w:name="_Hlk221789003"/>
     </w:p>
     <w:p>
       <w:pPr>
@@ -2091,9 +2268,9 @@
           <w:szCs w:val="18"/>
         </w:rPr>
       </w:pPr>
-      <w:bookmarkStart w:id="26" w:name="_Hlk221789415"/>
-    </w:p>
-    <w:bookmarkEnd w:id="25"/>
+      <w:bookmarkStart w:id="36" w:name="_Hlk221789415"/>
+    </w:p>
+    <w:bookmarkEnd w:id="35"/>
     <w:p>
       <w:pPr>
         <w:spacing w:line="276" w:lineRule="auto"/>
@@ -2134,7 +2311,7 @@
         </w:rPr>
       </w:pPr>
     </w:p>
-    <w:bookmarkEnd w:id="26"/>
+    <w:bookmarkEnd w:id="36"/>
     <w:p>
       <w:pPr>
         <w:spacing w:line="276" w:lineRule="auto"/>
@@ -2667,7 +2844,7 @@
           <w:lang w:eastAsia="en-US"/>
         </w:rPr>
       </w:pPr>
-      <w:bookmarkStart w:id="27" w:name="_Hlk221789016"/>
+      <w:bookmarkStart w:id="37" w:name="_Hlk221789016"/>
       <w:r>
         <w:rPr>
           <w:rFonts w:eastAsia="Calibri"/>
@@ -2832,7 +3009,7 @@
         </w:rPr>
       </w:pPr>
     </w:p>
-    <w:bookmarkEnd w:id="27"/>
+    <w:bookmarkEnd w:id="37"/>
     <w:p/>
     <w:sectPr>
       <w:headerReference w:type="default" r:id="rId17"/>
@@ -2902,7 +3079,7 @@
 <w:hdr xmlns:wpc="http://schemas.microsoft.com/office/word/2010/wordprocessingCanvas" xmlns:cx="http://schemas.microsoft.com/office/drawing/2014/chartex" xmlns:cx1="http://schemas.microsoft.com/office/drawing/2015/9/8/chartex" xmlns:cx2="http://schemas.microsoft.com/office/drawing/2015/10/21/chartex" xmlns:cx3="http://schemas.microsoft.com/office/drawing/2016/5/9/chartex" xmlns:cx4="http://schemas.microsoft.com/office/drawing/2016/5/10/chartex" xmlns:cx5="http://schemas.microsoft.com/office/drawing/2016/5/11/chartex" xmlns:cx6="http://schemas.microsoft.com/office/drawing/2016/5/12/chartex" xmlns:cx7="http://schemas.microsoft.com/office/drawing/2016/5/13/chartex" xmlns:cx8="http://schemas.microsoft.com/office/drawing/2016/5/14/chartex" xmlns:mc="http://schemas.openxmlformats.org/markup-compatibility/2006" xmlns:aink="http://schemas.microsoft.com/office/drawing/2016/ink" xmlns:am3d="http://schemas.microsoft.com/office/drawing/2017/model3d" xmlns:o="urn:schemas-microsoft-com:office:office" xmlns:oel="http://schemas.microsoft.com/office/2019/extlst" xmlns:r="http://schemas.openxmlformats.org/officeDocument/2006/relationships" xmlns:m="http://schemas.openxmlformats.org/officeDocument/2006/math" xmlns:v="urn:schemas-microsoft-com:vml" xmlns:wp14="http://schemas.microsoft.com/office/word/2010/wordprocessingDrawing" xmlns:wp="http://schemas.openxmlformats.org/drawingml/2006/wordprocessingDrawing" xmlns:w10="urn:schemas-microsoft-com:office:word" xmlns:w="http://schemas.openxmlformats.org/wordprocessingml/2006/main" xmlns:w14="http://schemas.microsoft.com/office/word/2010/wordml" xmlns:w15="http://schemas.microsoft.com/office/word/2012/wordml" xmlns:w16cex="http://schemas.microsoft.com/office/word/2018/wordml/cex" xmlns:w16cid="http://schemas.microsoft.com/office/word/2016/wordml/cid" xmlns:w16="http://schemas.microsoft.com/office/word/2018/wordml" xmlns:w16du="http://schemas.microsoft.com/office/word/2023/wordml/word16du" xmlns:w16sdtdh="http://schemas.microsoft.com/office/word/2020/wordml/sdtdatahash" xmlns:w16sdtfl="http://schemas.microsoft.com/office/word/2024/wordml/sdtformatlock" xmlns:w16se="http://schemas.microsoft.com/office/word/2015/wordml/symex" xmlns:wpg="http://schemas.microsoft.com/office/word/2010/wordprocessingGroup" xmlns:wpi="http://schemas.microsoft.com/office/word/2010/wordprocessingInk" xmlns:wne="http://schemas.microsoft.com/office/word/2006/wordml" xmlns:wps="http://schemas.microsoft.com/office/word/2010/wordprocessingShape" mc:Ignorable="w14 w15 w16se w16cid w16 w16cex w16sdtdh w16sdtfl w16du wp14">
   <w:p>
     <w:pPr>
-      <w:pStyle w:val="Header"/>
+      <w:pStyle w:val="Koptekst"/>
       <w:tabs>
         <w:tab w:val="clear" w:pos="4320"/>
         <w:tab w:val="clear" w:pos="8640"/>
@@ -3201,7 +3378,7 @@
   </w:p>
   <w:p>
     <w:pPr>
-      <w:pStyle w:val="Header"/>
+      <w:pStyle w:val="Koptekst"/>
       <w:tabs>
         <w:tab w:val="clear" w:pos="4320"/>
         <w:tab w:val="clear" w:pos="8640"/>
@@ -3314,13 +3491,16 @@
                               <w:noProof/>
                             </w:rPr>
                           </w:pPr>
+                          <w:bookmarkStart w:id="16" w:name="_Hlk221789493"/>
                           <w:r>
                             <w:rPr>
                               <w:noProof/>
-                            </w:rPr>
-                            <w:t>${KENMERK_ZVS_NUMMER}</w:t>
+                              <w:highlight w:val="yellow"/>
+                            </w:rPr>
+                            <w:t>[Kenmerk ZvS]</w:t>
                           </w:r>
                         </w:p>
+                        <w:bookmarkEnd w:id="16"/>
                         <w:p>
                           <w:pPr>
                             <w:pStyle w:val="Afzendgegevens"/>
@@ -3348,7 +3528,7 @@
         </mc:Choice>
         <mc:Fallback>
           <w:pict>
-            <v:rect w14:anchorId="285B41AC" id="Rechthoek 7" o:spid="_x0000_s1027" style="position:absolute;margin-left:388.1pt;margin-top:101.4pt;width:99.5pt;height:660.8pt;z-index:-503316474;visibility:visible;mso-wrap-style:square;mso-width-percent:0;mso-height-percent:0;mso-wrap-distance-left:9pt;mso-wrap-distance-top:0;mso-wrap-distance-right:9pt;mso-wrap-distance-bottom:0;mso-position-horizontal:absolute;mso-position-horizontal-relative:margin;mso-position-vertical:absolute;mso-position-vertical-relative:text;mso-width-percent:0;mso-height-percent:0;mso-width-relative:page;mso-height-relative:page;v-text-anchor:top" o:gfxdata="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" o:allowincell="f" stroked="f" strokeweight="0">
+            <v:rect w14:anchorId="285B41AC" id="Rechthoek 7" o:spid="_x0000_s1027" style="position:absolute;margin-left:388.1pt;margin-top:101.4pt;width:99.5pt;height:660.8pt;z-index:-503316474;visibility:visible;mso-wrap-style:square;mso-width-percent:0;mso-height-percent:0;mso-wrap-distance-left:9pt;mso-wrap-distance-top:0;mso-wrap-distance-right:9pt;mso-wrap-distance-bottom:0;mso-position-horizontal:absolute;mso-position-horizontal-relative:margin;mso-position-vertical:absolute;mso-position-vertical-relative:text;mso-width-percent:0;mso-height-percent:0;mso-width-relative:page;mso-height-relative:page;v-text-anchor:top" o:gfxdata="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" o:allowincell="f" stroked="f" strokeweight="0">
               <v:textbox inset="0,15.72mm,0,0">
                 <w:txbxContent>
                   <w:p>
@@ -3400,13 +3580,16 @@
                         <w:noProof/>
                       </w:rPr>
                     </w:pPr>
+                    <w:bookmarkStart w:id="17" w:name="_Hlk221789493"/>
                     <w:r>
                       <w:rPr>
                         <w:noProof/>
-                      </w:rPr>
-                      <w:t>${KENMERK_ZVS_NUMMER}</w:t>
+                        <w:highlight w:val="yellow"/>
+                      </w:rPr>
+                      <w:t>[Kenmerk ZvS]</w:t>
                     </w:r>
                   </w:p>
+                  <w:bookmarkEnd w:id="17"/>
                   <w:p>
                     <w:pPr>
                       <w:pStyle w:val="Afzendgegevens"/>
@@ -3431,7 +3614,7 @@
 <w:hdr xmlns:wpc="http://schemas.microsoft.com/office/word/2010/wordprocessingCanvas" xmlns:cx="http://schemas.microsoft.com/office/drawing/2014/chartex" xmlns:cx1="http://schemas.microsoft.com/office/drawing/2015/9/8/chartex" xmlns:cx2="http://schemas.microsoft.com/office/drawing/2015/10/21/chartex" xmlns:cx3="http://schemas.microsoft.com/office/drawing/2016/5/9/chartex" xmlns:cx4="http://schemas.microsoft.com/office/drawing/2016/5/10/chartex" xmlns:cx5="http://schemas.microsoft.com/office/drawing/2016/5/11/chartex" xmlns:cx6="http://schemas.microsoft.com/office/drawing/2016/5/12/chartex" xmlns:cx7="http://schemas.microsoft.com/office/drawing/2016/5/13/chartex" xmlns:cx8="http://schemas.microsoft.com/office/drawing/2016/5/14/chartex" xmlns:mc="http://schemas.openxmlformats.org/markup-compatibility/2006" xmlns:aink="http://schemas.microsoft.com/office/drawing/2016/ink" xmlns:am3d="http://schemas.microsoft.com/office/drawing/2017/model3d" xmlns:o="urn:schemas-microsoft-com:office:office" xmlns:oel="http://schemas.microsoft.com/office/2019/extlst" xmlns:r="http://schemas.openxmlformats.org/officeDocument/2006/relationships" xmlns:m="http://schemas.openxmlformats.org/officeDocument/2006/math" xmlns:v="urn:schemas-microsoft-com:vml" xmlns:wp14="http://schemas.microsoft.com/office/word/2010/wordprocessingDrawing" xmlns:wp="http://schemas.openxmlformats.org/drawingml/2006/wordprocessingDrawing" xmlns:w10="urn:schemas-microsoft-com:office:word" xmlns:w="http://schemas.openxmlformats.org/wordprocessingml/2006/main" xmlns:w14="http://schemas.microsoft.com/office/word/2010/wordml" xmlns:w15="http://schemas.microsoft.com/office/word/2012/wordml" xmlns:w16cex="http://schemas.microsoft.com/office/word/2018/wordml/cex" xmlns:w16cid="http://schemas.microsoft.com/office/word/2016/wordml/cid" xmlns:w16="http://schemas.microsoft.com/office/word/2018/wordml" xmlns:w16du="http://schemas.microsoft.com/office/word/2023/wordml/word16du" xmlns:w16sdtdh="http://schemas.microsoft.com/office/word/2020/wordml/sdtdatahash" xmlns:w16sdtfl="http://schemas.microsoft.com/office/word/2024/wordml/sdtformatlock" xmlns:w16se="http://schemas.microsoft.com/office/word/2015/wordml/symex" xmlns:wpg="http://schemas.microsoft.com/office/word/2010/wordprocessingGroup" xmlns:wpi="http://schemas.microsoft.com/office/word/2010/wordprocessingInk" xmlns:wne="http://schemas.microsoft.com/office/word/2006/wordml" xmlns:wps="http://schemas.microsoft.com/office/word/2010/wordprocessingShape" mc:Ignorable="w14 w15 w16se w16cid w16 w16cex w16sdtdh w16sdtfl w16du wp14">
   <w:p>
     <w:pPr>
-      <w:pStyle w:val="Header"/>
+      <w:pStyle w:val="Koptekst"/>
       <w:tabs>
         <w:tab w:val="clear" w:pos="4320"/>
         <w:tab w:val="clear" w:pos="8640"/>
@@ -3781,7 +3964,7 @@
   </w:p>
   <w:p>
     <w:pPr>
-      <w:pStyle w:val="Header"/>
+      <w:pStyle w:val="Koptekst"/>
     </w:pPr>
     <w:r>
       <w:rPr>
@@ -3842,15 +4025,15 @@
                           <w:pPr>
                             <w:pStyle w:val="Afzendgegevenskopjes"/>
                           </w:pPr>
-                          <w:bookmarkStart w:id="9" w:name="bmkDirectie"/>
-                          <w:bookmarkStart w:id="10" w:name="_Hlk221786130"/>
-                          <w:bookmarkStart w:id="11" w:name="_Hlk221785963"/>
+                          <w:bookmarkStart w:id="17" w:name="bmkDirectie"/>
+                          <w:bookmarkStart w:id="18" w:name="_Hlk221786130"/>
+                          <w:bookmarkStart w:id="19" w:name="_Hlk221785963"/>
                           <w:r>
                             <w:t>Directie Wetgeving en Juridische Zaken</w:t>
                           </w:r>
-                          <w:bookmarkEnd w:id="9"/>
+                          <w:bookmarkEnd w:id="17"/>
                         </w:p>
-                        <w:bookmarkEnd w:id="10"/>
+                        <w:bookmarkEnd w:id="18"/>
                         <w:p>
                           <w:pPr>
                             <w:pStyle w:val="Afzendgegevenswitregel1"/>
@@ -3860,8 +4043,8 @@
                           <w:pPr>
                             <w:pStyle w:val="Afzendgegevens"/>
                           </w:pPr>
-                          <w:bookmarkStart w:id="12" w:name="_Hlk221786162"/>
-                          <w:bookmarkStart w:id="13" w:name="_Hlk221786170"/>
+                          <w:bookmarkStart w:id="20" w:name="_Hlk221786162"/>
+                          <w:bookmarkStart w:id="21" w:name="_Hlk221786170"/>
                           <w:r>
                             <w:t>Bezoekadres:</w:t>
                           </w:r>
@@ -3970,7 +4153,7 @@
                           <w:pPr>
                             <w:pStyle w:val="Afzendgegevenskopjes"/>
                           </w:pPr>
-                          <w:bookmarkStart w:id="14" w:name="_Hlk221786139"/>
+                          <w:bookmarkStart w:id="22" w:name="_Hlk221786139"/>
                           <w:r>
                             <w:t>Inlichtingen bij</w:t>
                           </w:r>
@@ -3982,8 +4165,8 @@
                               <w:tab w:val="left" w:pos="170"/>
                             </w:tabs>
                           </w:pPr>
-                          <w:bookmarkStart w:id="15" w:name="bmkInlichtingenBij"/>
-                          <w:bookmarkEnd w:id="15"/>
+                          <w:bookmarkStart w:id="23" w:name="bmkInlichtingenBij"/>
+                          <w:bookmarkEnd w:id="23"/>
                           <w:r>
                             <w:t>Balie bezwaar en beroep</w:t>
                           </w:r>
@@ -4011,8 +4194,8 @@
                             <w:tab/>
                             <w:t xml:space="preserve">070 340 </w:t>
                           </w:r>
-                          <w:bookmarkStart w:id="16" w:name="bmkDoorkiesnummer"/>
-                          <w:bookmarkEnd w:id="16"/>
+                          <w:bookmarkStart w:id="24" w:name="bmkDoorkiesnummer"/>
+                          <w:bookmarkEnd w:id="24"/>
                           <w:r>
                             <w:rPr>
                               <w:lang w:val="de-DE"/>
@@ -4039,10 +4222,10 @@
                               <w:t>wjz.bezwaarenberoep@minvws.nl</w:t>
                             </w:r>
                           </w:hyperlink>
-                          <w:bookmarkEnd w:id="12"/>
+                          <w:bookmarkEnd w:id="20"/>
                         </w:p>
-                        <w:bookmarkEnd w:id="13"/>
-                        <w:bookmarkEnd w:id="14"/>
+                        <w:bookmarkEnd w:id="21"/>
+                        <w:bookmarkEnd w:id="22"/>
                         <w:p>
                           <w:pPr>
                             <w:pStyle w:val="Afzendgegevenswitregel2"/>
@@ -4051,7 +4234,6 @@
                             </w:rPr>
                           </w:pPr>
                         </w:p>
-                        <w:bookmarkEnd w:id="11"/>
                         <w:p>
                           <w:pPr>
                             <w:pStyle w:val="Afzendgegevenskopjes"/>
@@ -4081,15 +4263,17 @@
                               <w:noProof/>
                             </w:rPr>
                           </w:pPr>
-                          <w:bookmarkStart w:id="17" w:name="_Hlk221786180"/>
+                          <w:bookmarkStart w:id="25" w:name="_Hlk221786180"/>
                           <w:r>
                             <w:rPr>
                               <w:noProof/>
-                            </w:rPr>
-                            <w:t>${KENMERK_ZVS_NUMMER}</w:t>
+                              <w:highlight w:val="yellow"/>
+                            </w:rPr>
+                            <w:t>[Kenmerk ZvS]</w:t>
                           </w:r>
                         </w:p>
-                        <w:bookmarkEnd w:id="17"/>
+                        <w:bookmarkEnd w:id="19"/>
+                        <w:bookmarkEnd w:id="25"/>
                         <w:p>
                           <w:pPr>
                             <w:pStyle w:val="Afzendgegevenswitregel1"/>
@@ -4153,7 +4337,10 @@
                             <w:pStyle w:val="Afzendgegevens"/>
                           </w:pPr>
                           <w:r>
-                            <w:t>${DATUM_ONTVANGEN_BERICHT}</w:t>
+                            <w:rPr>
+                              <w:highlight w:val="yellow"/>
+                            </w:rPr>
+                            <w:t>[Datum ontvangst bezwaar]</w:t>
                           </w:r>
                         </w:p>
                         <w:p>
@@ -4206,22 +4393,22 @@
         </mc:Choice>
         <mc:Fallback>
           <w:pict>
-            <v:rect w14:anchorId="510053DF" id="Rechthoek 5" o:spid="_x0000_s1029" style="position:absolute;margin-left:388.1pt;margin-top:101.4pt;width:117.5pt;height:660.8pt;z-index:-503316478;visibility:visible;mso-wrap-style:square;mso-width-percent:0;mso-height-percent:0;mso-wrap-distance-left:9pt;mso-wrap-distance-top:0;mso-wrap-distance-right:9pt;mso-wrap-distance-bottom:0;mso-position-horizontal:absolute;mso-position-horizontal-relative:margin;mso-position-vertical:absolute;mso-position-vertical-relative:text;mso-width-percent:0;mso-height-percent:0;mso-width-relative:page;mso-height-relative:page;v-text-anchor:top" o:gfxdata="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" o:allowincell="f" filled="f" stroked="f" strokeweight="0">
+            <v:rect w14:anchorId="510053DF" id="Rechthoek 5" o:spid="_x0000_s1029" style="position:absolute;margin-left:388.1pt;margin-top:101.4pt;width:117.5pt;height:660.8pt;z-index:-503316478;visibility:visible;mso-wrap-style:square;mso-width-percent:0;mso-height-percent:0;mso-wrap-distance-left:9pt;mso-wrap-distance-top:0;mso-wrap-distance-right:9pt;mso-wrap-distance-bottom:0;mso-position-horizontal:absolute;mso-position-horizontal-relative:margin;mso-position-vertical:absolute;mso-position-vertical-relative:text;mso-width-percent:0;mso-height-percent:0;mso-width-relative:page;mso-height-relative:page;v-text-anchor:top" o:gfxdata="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" o:allowincell="f" filled="f" stroked="f" strokeweight="0">
               <v:textbox inset="0,14.99mm,0,0">
                 <w:txbxContent>
                   <w:p>
                     <w:pPr>
                       <w:pStyle w:val="Afzendgegevenskopjes"/>
                     </w:pPr>
-                    <w:bookmarkStart w:id="18" w:name="bmkDirectie"/>
-                    <w:bookmarkStart w:id="19" w:name="_Hlk221786130"/>
-                    <w:bookmarkStart w:id="20" w:name="_Hlk221785963"/>
+                    <w:bookmarkStart w:id="26" w:name="bmkDirectie"/>
+                    <w:bookmarkStart w:id="27" w:name="_Hlk221786130"/>
+                    <w:bookmarkStart w:id="28" w:name="_Hlk221785963"/>
                     <w:r>
                       <w:t>Directie Wetgeving en Juridische Zaken</w:t>
                     </w:r>
-                    <w:bookmarkEnd w:id="18"/>
+                    <w:bookmarkEnd w:id="26"/>
                   </w:p>
-                  <w:bookmarkEnd w:id="19"/>
+                  <w:bookmarkEnd w:id="27"/>
                   <w:p>
                     <w:pPr>
                       <w:pStyle w:val="Afzendgegevenswitregel1"/>
@@ -4231,8 +4418,8 @@
                     <w:pPr>
                       <w:pStyle w:val="Afzendgegevens"/>
                     </w:pPr>
-                    <w:bookmarkStart w:id="21" w:name="_Hlk221786162"/>
-                    <w:bookmarkStart w:id="22" w:name="_Hlk221786170"/>
+                    <w:bookmarkStart w:id="29" w:name="_Hlk221786162"/>
+                    <w:bookmarkStart w:id="30" w:name="_Hlk221786170"/>
                     <w:r>
                       <w:t>Bezoekadres:</w:t>
                     </w:r>
@@ -4270,21 +4457,7 @@
                       <w:rPr>
                         <w:lang w:val="de-DE"/>
                       </w:rPr>
-                      <w:t xml:space="preserve">2511 </w:t>
-                    </w:r>
-                    <w:proofErr w:type="gramStart"/>
-                    <w:r>
-                      <w:rPr>
-                        <w:lang w:val="de-DE"/>
-                      </w:rPr>
-                      <w:t>VX  Den</w:t>
-                    </w:r>
-                    <w:proofErr w:type="gramEnd"/>
-                    <w:r>
-                      <w:rPr>
-                        <w:lang w:val="de-DE"/>
-                      </w:rPr>
-                      <w:t xml:space="preserve"> Haag</w:t>
+                      <w:t>2511 VX  Den Haag</w:t>
                     </w:r>
                   </w:p>
                   <w:p>
@@ -4326,11 +4499,9 @@
                     <w:pPr>
                       <w:pStyle w:val="Afzendgegevens"/>
                     </w:pPr>
-                    <w:proofErr w:type="gramStart"/>
                     <w:r>
                       <w:t>www.minvws.nl</w:t>
                     </w:r>
-                    <w:proofErr w:type="gramEnd"/>
                   </w:p>
                   <w:p>
                     <w:pPr>
@@ -4341,7 +4512,7 @@
                     <w:pPr>
                       <w:pStyle w:val="Afzendgegevenskopjes"/>
                     </w:pPr>
-                    <w:bookmarkStart w:id="23" w:name="_Hlk221786139"/>
+                    <w:bookmarkStart w:id="31" w:name="_Hlk221786139"/>
                     <w:r>
                       <w:t>Inlichtingen bij</w:t>
                     </w:r>
@@ -4353,8 +4524,8 @@
                         <w:tab w:val="left" w:pos="170"/>
                       </w:tabs>
                     </w:pPr>
-                    <w:bookmarkStart w:id="24" w:name="bmkInlichtingenBij"/>
-                    <w:bookmarkEnd w:id="24"/>
+                    <w:bookmarkStart w:id="32" w:name="bmkInlichtingenBij"/>
+                    <w:bookmarkEnd w:id="32"/>
                     <w:r>
                       <w:t>Balie bezwaar en beroep</w:t>
                     </w:r>
@@ -4382,8 +4553,8 @@
                       <w:tab/>
                       <w:t xml:space="preserve">070 340 </w:t>
                     </w:r>
-                    <w:bookmarkStart w:id="25" w:name="bmkDoorkiesnummer"/>
-                    <w:bookmarkEnd w:id="25"/>
+                    <w:bookmarkStart w:id="33" w:name="bmkDoorkiesnummer"/>
+                    <w:bookmarkEnd w:id="33"/>
                     <w:r>
                       <w:rPr>
                         <w:lang w:val="de-DE"/>
@@ -4401,19 +4572,32 @@
                         <w:lang w:val="de-DE"/>
                       </w:rPr>
                     </w:pPr>
-                    <w:hyperlink r:id="rId4" w:history="1">
-                      <w:r>
-                        <w:rPr>
-                          <w:rStyle w:val="Hyperlink"/>
-                          <w:lang w:val="de-DE"/>
-                        </w:rPr>
-                        <w:t>wjz.bezwaarenberoep@minvws.nl</w:t>
-                      </w:r>
-                    </w:hyperlink>
-                    <w:bookmarkEnd w:id="21"/>
+                    <w:r>
+                      <w:fldChar w:fldCharType="begin"/>
+                    </w:r>
+                    <w:r>
+                      <w:rPr>
+                        <w:lang w:val="de-DE"/>
+                      </w:rPr>
+                      <w:instrText>HYPERLINK "mailto:Wjz.bezwaarenberoep@minvws.nl"</w:instrText>
+                    </w:r>
+                    <w:r>
+                      <w:fldChar w:fldCharType="separate"/>
+                    </w:r>
+                    <w:r>
+                      <w:rPr>
+                        <w:rStyle w:val="Hyperlink"/>
+                        <w:lang w:val="de-DE"/>
+                      </w:rPr>
+                      <w:t>wjz.bezwaarenberoep@minvws.nl</w:t>
+                    </w:r>
+                    <w:r>
+                      <w:fldChar w:fldCharType="end"/>
+                    </w:r>
+                    <w:bookmarkEnd w:id="29"/>
                   </w:p>
-                  <w:bookmarkEnd w:id="22"/>
-                  <w:bookmarkEnd w:id="23"/>
+                  <w:bookmarkEnd w:id="30"/>
+                  <w:bookmarkEnd w:id="31"/>
                   <w:p>
                     <w:pPr>
                       <w:pStyle w:val="Afzendgegevenswitregel2"/>
@@ -4422,7 +4606,6 @@
                       </w:rPr>
                     </w:pPr>
                   </w:p>
-                  <w:bookmarkEnd w:id="20"/>
                   <w:p>
                     <w:pPr>
                       <w:pStyle w:val="Afzendgegevenskopjes"/>
@@ -4452,15 +4635,17 @@
                         <w:noProof/>
                       </w:rPr>
                     </w:pPr>
-                    <w:bookmarkStart w:id="26" w:name="_Hlk221786180"/>
+                    <w:bookmarkStart w:id="34" w:name="_Hlk221786180"/>
                     <w:r>
                       <w:rPr>
                         <w:noProof/>
-                      </w:rPr>
-                      <w:t>${KENMERK_ZVS_NUMMER}</w:t>
+                        <w:highlight w:val="yellow"/>
+                      </w:rPr>
+                      <w:t>[Kenmerk ZvS]</w:t>
                     </w:r>
                   </w:p>
-                  <w:bookmarkEnd w:id="26"/>
+                  <w:bookmarkEnd w:id="28"/>
+                  <w:bookmarkEnd w:id="34"/>
                   <w:p>
                     <w:pPr>
                       <w:pStyle w:val="Afzendgegevenswitregel1"/>
@@ -4524,7 +4709,10 @@
                       <w:pStyle w:val="Afzendgegevens"/>
                     </w:pPr>
                     <w:r>
-                      <w:t>${DATUM_ONTVANGEN_BERICHT}</w:t>
+                      <w:rPr>
+                        <w:highlight w:val="yellow"/>
+                      </w:rPr>
+                      <w:t>[Datum ontvangst bezwaar]</w:t>
                     </w:r>
                   </w:p>
                   <w:p>
@@ -4574,7 +4762,7 @@
 <w:hdr xmlns:wpc="http://schemas.microsoft.com/office/word/2010/wordprocessingCanvas" xmlns:cx="http://schemas.microsoft.com/office/drawing/2014/chartex" xmlns:cx1="http://schemas.microsoft.com/office/drawing/2015/9/8/chartex" xmlns:cx2="http://schemas.microsoft.com/office/drawing/2015/10/21/chartex" xmlns:cx3="http://schemas.microsoft.com/office/drawing/2016/5/9/chartex" xmlns:cx4="http://schemas.microsoft.com/office/drawing/2016/5/10/chartex" xmlns:cx5="http://schemas.microsoft.com/office/drawing/2016/5/11/chartex" xmlns:cx6="http://schemas.microsoft.com/office/drawing/2016/5/12/chartex" xmlns:cx7="http://schemas.microsoft.com/office/drawing/2016/5/13/chartex" xmlns:cx8="http://schemas.microsoft.com/office/drawing/2016/5/14/chartex" xmlns:mc="http://schemas.openxmlformats.org/markup-compatibility/2006" xmlns:aink="http://schemas.microsoft.com/office/drawing/2016/ink" xmlns:am3d="http://schemas.microsoft.com/office/drawing/2017/model3d" xmlns:o="urn:schemas-microsoft-com:office:office" xmlns:oel="http://schemas.microsoft.com/office/2019/extlst" xmlns:r="http://schemas.openxmlformats.org/officeDocument/2006/relationships" xmlns:m="http://schemas.openxmlformats.org/officeDocument/2006/math" xmlns:v="urn:schemas-microsoft-com:vml" xmlns:wp14="http://schemas.microsoft.com/office/word/2010/wordprocessingDrawing" xmlns:wp="http://schemas.openxmlformats.org/drawingml/2006/wordprocessingDrawing" xmlns:w10="urn:schemas-microsoft-com:office:word" xmlns:w="http://schemas.openxmlformats.org/wordprocessingml/2006/main" xmlns:w14="http://schemas.microsoft.com/office/word/2010/wordml" xmlns:w15="http://schemas.microsoft.com/office/word/2012/wordml" xmlns:w16cex="http://schemas.microsoft.com/office/word/2018/wordml/cex" xmlns:w16cid="http://schemas.microsoft.com/office/word/2016/wordml/cid" xmlns:w16="http://schemas.microsoft.com/office/word/2018/wordml" xmlns:w16du="http://schemas.microsoft.com/office/word/2023/wordml/word16du" xmlns:w16sdtdh="http://schemas.microsoft.com/office/word/2020/wordml/sdtdatahash" xmlns:w16sdtfl="http://schemas.microsoft.com/office/word/2024/wordml/sdtformatlock" xmlns:w16se="http://schemas.microsoft.com/office/word/2015/wordml/symex" xmlns:wpg="http://schemas.microsoft.com/office/word/2010/wordprocessingGroup" xmlns:wpi="http://schemas.microsoft.com/office/word/2010/wordprocessingInk" xmlns:wne="http://schemas.microsoft.com/office/word/2006/wordml" xmlns:wps="http://schemas.microsoft.com/office/word/2010/wordprocessingShape" mc:Ignorable="w14 w15 w16se w16cid w16 w16cex w16sdtdh w16sdtfl w16du wp14">
   <w:p>
     <w:pPr>
-      <w:pStyle w:val="Header"/>
+      <w:pStyle w:val="Koptekst"/>
       <w:tabs>
         <w:tab w:val="clear" w:pos="4320"/>
         <w:tab w:val="clear" w:pos="8640"/>
@@ -4873,7 +5061,7 @@
   </w:p>
   <w:p>
     <w:pPr>
-      <w:pStyle w:val="Header"/>
+      <w:pStyle w:val="Koptekst"/>
       <w:tabs>
         <w:tab w:val="clear" w:pos="4320"/>
         <w:tab w:val="clear" w:pos="8640"/>
@@ -5006,9 +5194,16 @@
                           </w:r>
                           <w:r>
                             <w:rPr>
+                              <w:color w:val="000000"/>
+                            </w:rPr>
+                            <w:t>[</w:t>
+                          </w:r>
+                          <w:r>
+                            <w:rPr>
                               <w:noProof/>
-                            </w:rPr>
-                            <w:t>${KENMERK_ZVS_NUMMER}</w:t>
+                              <w:highlight w:val="yellow"/>
+                            </w:rPr>
+                            <w:t>Kenmerk ZvS]</w:t>
                           </w:r>
                         </w:p>
                         <w:p>
@@ -5052,7 +5247,7 @@
         </mc:Choice>
         <mc:Fallback>
           <w:pict>
-            <v:rect w14:anchorId="0DDB77D0" id="Rechthoek 3" o:spid="_x0000_s1031" style="position:absolute;margin-left:388.1pt;margin-top:101.4pt;width:99.5pt;height:660.8pt;z-index:-503316462;visibility:visible;mso-wrap-style:square;mso-width-percent:0;mso-height-percent:0;mso-wrap-distance-left:9pt;mso-wrap-distance-top:0;mso-wrap-distance-right:9pt;mso-wrap-distance-bottom:0;mso-position-horizontal:absolute;mso-position-horizontal-relative:margin;mso-position-vertical:absolute;mso-position-vertical-relative:text;mso-width-percent:0;mso-height-percent:0;mso-width-relative:page;mso-height-relative:page;v-text-anchor:top" o:gfxdata="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" o:allowincell="f" stroked="f" strokeweight="0">
+            <v:rect w14:anchorId="0DDB77D0" id="Rechthoek 3" o:spid="_x0000_s1031" style="position:absolute;margin-left:388.1pt;margin-top:101.4pt;width:99.5pt;height:660.8pt;z-index:-503316462;visibility:visible;mso-wrap-style:square;mso-width-percent:0;mso-height-percent:0;mso-wrap-distance-left:9pt;mso-wrap-distance-top:0;mso-wrap-distance-right:9pt;mso-wrap-distance-bottom:0;mso-position-horizontal:absolute;mso-position-horizontal-relative:margin;mso-position-vertical:absolute;mso-position-vertical-relative:text;mso-width-percent:0;mso-height-percent:0;mso-width-relative:page;mso-height-relative:page;v-text-anchor:top" o:gfxdata="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" o:allowincell="f" stroked="f" strokeweight="0">
               <v:textbox inset="0,15.72mm,0,0">
                 <w:txbxContent>
                   <w:p>
@@ -5124,9 +5319,16 @@
                     </w:r>
                     <w:r>
                       <w:rPr>
+                        <w:color w:val="000000"/>
+                      </w:rPr>
+                      <w:t>[</w:t>
+                    </w:r>
+                    <w:r>
+                      <w:rPr>
                         <w:noProof/>
-                      </w:rPr>
-                      <w:t>${KENMERK_ZVS_NUMMER}</w:t>
+                        <w:highlight w:val="yellow"/>
+                      </w:rPr>
+                      <w:t>Kenmerk ZvS]</w:t>
                     </w:r>
                   </w:p>
                   <w:p>
@@ -5167,7 +5369,7 @@
 <w:hdr xmlns:wpc="http://schemas.microsoft.com/office/word/2010/wordprocessingCanvas" xmlns:cx="http://schemas.microsoft.com/office/drawing/2014/chartex" xmlns:cx1="http://schemas.microsoft.com/office/drawing/2015/9/8/chartex" xmlns:cx2="http://schemas.microsoft.com/office/drawing/2015/10/21/chartex" xmlns:cx3="http://schemas.microsoft.com/office/drawing/2016/5/9/chartex" xmlns:cx4="http://schemas.microsoft.com/office/drawing/2016/5/10/chartex" xmlns:cx5="http://schemas.microsoft.com/office/drawing/2016/5/11/chartex" xmlns:cx6="http://schemas.microsoft.com/office/drawing/2016/5/12/chartex" xmlns:cx7="http://schemas.microsoft.com/office/drawing/2016/5/13/chartex" xmlns:cx8="http://schemas.microsoft.com/office/drawing/2016/5/14/chartex" xmlns:mc="http://schemas.openxmlformats.org/markup-compatibility/2006" xmlns:aink="http://schemas.microsoft.com/office/drawing/2016/ink" xmlns:am3d="http://schemas.microsoft.com/office/drawing/2017/model3d" xmlns:o="urn:schemas-microsoft-com:office:office" xmlns:oel="http://schemas.microsoft.com/office/2019/extlst" xmlns:r="http://schemas.openxmlformats.org/officeDocument/2006/relationships" xmlns:m="http://schemas.openxmlformats.org/officeDocument/2006/math" xmlns:v="urn:schemas-microsoft-com:vml" xmlns:wp14="http://schemas.microsoft.com/office/word/2010/wordprocessingDrawing" xmlns:wp="http://schemas.openxmlformats.org/drawingml/2006/wordprocessingDrawing" xmlns:w10="urn:schemas-microsoft-com:office:word" xmlns:w="http://schemas.openxmlformats.org/wordprocessingml/2006/main" xmlns:w14="http://schemas.microsoft.com/office/word/2010/wordml" xmlns:w15="http://schemas.microsoft.com/office/word/2012/wordml" xmlns:w16cex="http://schemas.microsoft.com/office/word/2018/wordml/cex" xmlns:w16cid="http://schemas.microsoft.com/office/word/2016/wordml/cid" xmlns:w16="http://schemas.microsoft.com/office/word/2018/wordml" xmlns:w16du="http://schemas.microsoft.com/office/word/2023/wordml/word16du" xmlns:w16sdtdh="http://schemas.microsoft.com/office/word/2020/wordml/sdtdatahash" xmlns:w16sdtfl="http://schemas.microsoft.com/office/word/2024/wordml/sdtformatlock" xmlns:w16se="http://schemas.microsoft.com/office/word/2015/wordml/symex" xmlns:wpg="http://schemas.microsoft.com/office/word/2010/wordprocessingGroup" xmlns:wpi="http://schemas.microsoft.com/office/word/2010/wordprocessingInk" xmlns:wne="http://schemas.microsoft.com/office/word/2006/wordml" xmlns:wps="http://schemas.microsoft.com/office/word/2010/wordprocessingShape" mc:Ignorable="w14 w15 w16se w16cid w16 w16cex w16sdtdh w16sdtfl w16du wp14">
   <w:p>
     <w:pPr>
-      <w:pStyle w:val="Header"/>
+      <w:pStyle w:val="Koptekst"/>
       <w:tabs>
         <w:tab w:val="clear" w:pos="4320"/>
         <w:tab w:val="clear" w:pos="8640"/>
@@ -5517,7 +5719,7 @@
   </w:p>
   <w:p>
     <w:pPr>
-      <w:pStyle w:val="Header"/>
+      <w:pStyle w:val="Koptekst"/>
     </w:pPr>
     <w:r>
       <w:rPr>
@@ -5798,8 +6000,9 @@
                           <w:r>
                             <w:rPr>
                               <w:noProof/>
-                            </w:rPr>
-                            <w:t>${KENMERK_ZVS_NUMMER}</w:t>
+                              <w:highlight w:val="yellow"/>
+                            </w:rPr>
+                            <w:t>[Kenmerk ZvS]</w:t>
                           </w:r>
                         </w:p>
                         <w:p>
@@ -5860,7 +6063,7 @@
         </mc:Choice>
         <mc:Fallback>
           <w:pict>
-            <v:rect w14:anchorId="68A6F571" id="Rechthoek 1" o:spid="_x0000_s1033" style="position:absolute;margin-left:388.1pt;margin-top:101.4pt;width:117.5pt;height:660.8pt;z-index:-503316457;visibility:visible;mso-wrap-style:square;mso-width-percent:0;mso-height-percent:0;mso-wrap-distance-left:9pt;mso-wrap-distance-top:0;mso-wrap-distance-right:9pt;mso-wrap-distance-bottom:0;mso-position-horizontal:absolute;mso-position-horizontal-relative:margin;mso-position-vertical:absolute;mso-position-vertical-relative:text;mso-width-percent:0;mso-height-percent:0;mso-width-relative:page;mso-height-relative:page;v-text-anchor:top" o:gfxdata="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" o:allowincell="f" filled="f" stroked="f" strokeweight="0">
+            <v:rect w14:anchorId="68A6F571" id="Rechthoek 1" o:spid="_x0000_s1033" style="position:absolute;margin-left:388.1pt;margin-top:101.4pt;width:117.5pt;height:660.8pt;z-index:-503316457;visibility:visible;mso-wrap-style:square;mso-width-percent:0;mso-height-percent:0;mso-wrap-distance-left:9pt;mso-wrap-distance-top:0;mso-wrap-distance-right:9pt;mso-wrap-distance-bottom:0;mso-position-horizontal:absolute;mso-position-horizontal-relative:margin;mso-position-vertical:absolute;mso-position-vertical-relative:text;mso-width-percent:0;mso-height-percent:0;mso-width-relative:page;mso-height-relative:page;v-text-anchor:top" o:gfxdata="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" o:allowincell="f" filled="f" stroked="f" strokeweight="0">
               <v:textbox inset="0,14.99mm,0,0">
                 <w:txbxContent>
                   <w:p>
@@ -5917,21 +6120,7 @@
                       <w:rPr>
                         <w:lang w:val="de-DE"/>
                       </w:rPr>
-                      <w:t xml:space="preserve">2511 </w:t>
-                    </w:r>
-                    <w:proofErr w:type="gramStart"/>
-                    <w:r>
-                      <w:rPr>
-                        <w:lang w:val="de-DE"/>
-                      </w:rPr>
-                      <w:t>VX  Den</w:t>
-                    </w:r>
-                    <w:proofErr w:type="gramEnd"/>
-                    <w:r>
-                      <w:rPr>
-                        <w:lang w:val="de-DE"/>
-                      </w:rPr>
-                      <w:t xml:space="preserve"> Haag</w:t>
+                      <w:t>2511 VX  Den Haag</w:t>
                     </w:r>
                   </w:p>
                   <w:p>
@@ -5973,11 +6162,9 @@
                     <w:pPr>
                       <w:pStyle w:val="Afzendgegevens"/>
                     </w:pPr>
-                    <w:proofErr w:type="gramStart"/>
                     <w:r>
                       <w:t>www.minvws.nl</w:t>
                     </w:r>
-                    <w:proofErr w:type="gramEnd"/>
                   </w:p>
                   <w:p>
                     <w:pPr>
@@ -6037,15 +6224,28 @@
                         <w:lang w:val="de-DE"/>
                       </w:rPr>
                     </w:pPr>
-                    <w:hyperlink r:id="rId4" w:history="1">
-                      <w:r>
-                        <w:rPr>
-                          <w:rStyle w:val="Hyperlink"/>
-                          <w:lang w:val="de-DE"/>
-                        </w:rPr>
-                        <w:t>wjz.bezwaarenberoep@minvws.nl</w:t>
-                      </w:r>
-                    </w:hyperlink>
+                    <w:r>
+                      <w:fldChar w:fldCharType="begin"/>
+                    </w:r>
+                    <w:r>
+                      <w:rPr>
+                        <w:lang w:val="de-DE"/>
+                      </w:rPr>
+                      <w:instrText>HYPERLINK "mailto:Wjz.bezwaarenberoep@minvws.nl"</w:instrText>
+                    </w:r>
+                    <w:r>
+                      <w:fldChar w:fldCharType="separate"/>
+                    </w:r>
+                    <w:r>
+                      <w:rPr>
+                        <w:rStyle w:val="Hyperlink"/>
+                        <w:lang w:val="de-DE"/>
+                      </w:rPr>
+                      <w:t>wjz.bezwaarenberoep@minvws.nl</w:t>
+                    </w:r>
+                    <w:r>
+                      <w:fldChar w:fldCharType="end"/>
+                    </w:r>
                   </w:p>
                   <w:p>
                     <w:pPr>
@@ -6087,8 +6287,9 @@
                     <w:r>
                       <w:rPr>
                         <w:noProof/>
-                      </w:rPr>
-                      <w:t>${KENMERK_ZVS_NUMMER}</w:t>
+                        <w:highlight w:val="yellow"/>
+                      </w:rPr>
+                      <w:t>[Kenmerk ZvS]</w:t>
                     </w:r>
                   </w:p>
                   <w:p>
@@ -6151,7 +6352,7 @@
     <w:lvl w:ilvl="0">
       <w:start w:val="1"/>
       <w:numFmt w:val="bullet"/>
-      <w:pStyle w:val="ListBullet3"/>
+      <w:pStyle w:val="Lijstopsomteken3"/>
       <w:lvlText w:val=""/>
       <w:lvlJc w:val="left"/>
       <w:pPr>
@@ -6268,7 +6469,7 @@
     <w:lvl w:ilvl="0">
       <w:start w:val="1"/>
       <w:numFmt w:val="bullet"/>
-      <w:pStyle w:val="ListBullet"/>
+      <w:pStyle w:val="Lijstopsomteken"/>
       <w:lvlText w:val=""/>
       <w:lvlJc w:val="left"/>
       <w:pPr>
@@ -6385,7 +6586,7 @@
     <w:lvl w:ilvl="0">
       <w:start w:val="1"/>
       <w:numFmt w:val="decimal"/>
-      <w:pStyle w:val="ListNumber5"/>
+      <w:pStyle w:val="Lijstnummering5"/>
       <w:lvlText w:val="%1."/>
       <w:lvlJc w:val="left"/>
       <w:pPr>
@@ -6499,7 +6700,7 @@
     <w:lvl w:ilvl="0">
       <w:start w:val="1"/>
       <w:numFmt w:val="bullet"/>
-      <w:pStyle w:val="ListBullet4"/>
+      <w:pStyle w:val="Lijstopsomteken4"/>
       <w:lvlText w:val=""/>
       <w:lvlJc w:val="left"/>
       <w:pPr>
@@ -6616,7 +6817,7 @@
     <w:lvl w:ilvl="0">
       <w:start w:val="1"/>
       <w:numFmt w:val="bullet"/>
-      <w:pStyle w:val="ListBullet5"/>
+      <w:pStyle w:val="Lijstopsomteken5"/>
       <w:lvlText w:val=""/>
       <w:lvlJc w:val="left"/>
       <w:pPr>
@@ -6846,7 +7047,7 @@
     <w:lvl w:ilvl="0">
       <w:start w:val="1"/>
       <w:numFmt w:val="decimal"/>
-      <w:pStyle w:val="ListNumber"/>
+      <w:pStyle w:val="Lijstnummering"/>
       <w:lvlText w:val="%1"/>
       <w:lvlJc w:val="left"/>
       <w:pPr>
@@ -6859,7 +7060,7 @@
     <w:lvl w:ilvl="1">
       <w:start w:val="1"/>
       <w:numFmt w:val="decimal"/>
-      <w:pStyle w:val="ListNumber2"/>
+      <w:pStyle w:val="Lijstnummering2"/>
       <w:lvlText w:val="%1.%2"/>
       <w:lvlJc w:val="left"/>
       <w:pPr>
@@ -6872,7 +7073,7 @@
     <w:lvl w:ilvl="2">
       <w:start w:val="1"/>
       <w:numFmt w:val="decimal"/>
-      <w:pStyle w:val="ListNumber3"/>
+      <w:pStyle w:val="Lijstnummering3"/>
       <w:lvlText w:val="%1.%2.%3"/>
       <w:lvlJc w:val="left"/>
       <w:pPr>
@@ -6885,7 +7086,7 @@
     <w:lvl w:ilvl="3">
       <w:start w:val="1"/>
       <w:numFmt w:val="lowerLetter"/>
-      <w:pStyle w:val="ListNumber4"/>
+      <w:pStyle w:val="Lijstnummering4"/>
       <w:lvlText w:val="%1.%2.%3.%4"/>
       <w:lvlJc w:val="left"/>
       <w:pPr>
@@ -6963,7 +7164,7 @@
     <w:lvl w:ilvl="0">
       <w:start w:val="1"/>
       <w:numFmt w:val="decimal"/>
-      <w:pStyle w:val="Heading1"/>
+      <w:pStyle w:val="Kop1"/>
       <w:lvlText w:val="%1"/>
       <w:lvlJc w:val="left"/>
       <w:pPr>
@@ -6976,7 +7177,7 @@
     <w:lvl w:ilvl="1">
       <w:start w:val="1"/>
       <w:numFmt w:val="decimal"/>
-      <w:pStyle w:val="Heading2"/>
+      <w:pStyle w:val="Kop2"/>
       <w:lvlText w:val="%1.%2"/>
       <w:lvlJc w:val="left"/>
       <w:pPr>
@@ -6989,7 +7190,7 @@
     <w:lvl w:ilvl="2">
       <w:start w:val="1"/>
       <w:numFmt w:val="decimal"/>
-      <w:pStyle w:val="Heading3"/>
+      <w:pStyle w:val="Kop3"/>
       <w:lvlText w:val="%1.%2.%3"/>
       <w:lvlJc w:val="left"/>
       <w:pPr>
@@ -7192,7 +7393,7 @@
     <w:lvl w:ilvl="0">
       <w:start w:val="1"/>
       <w:numFmt w:val="bullet"/>
-      <w:pStyle w:val="ListBullet2"/>
+      <w:pStyle w:val="Lijstopsomteken2"/>
       <w:lvlText w:val=""/>
       <w:lvlJc w:val="left"/>
       <w:pPr>
@@ -7639,7 +7840,7 @@
     <w:lsdException w:name="Unresolved Mention" w:semiHidden="1" w:uiPriority="99" w:unhideWhenUsed="1"/>
     <w:lsdException w:name="Smart Link" w:semiHidden="1" w:uiPriority="99" w:unhideWhenUsed="1"/>
   </w:latentStyles>
-  <w:style w:type="paragraph" w:default="1" w:styleId="Normal">
+  <w:style w:type="paragraph" w:default="1" w:styleId="Standaard">
     <w:name w:val="Normal"/>
     <w:qFormat/>
     <w:rsid w:val="00261464"/>
@@ -7651,10 +7852,10 @@
       <w:sz w:val="18"/>
     </w:rPr>
   </w:style>
-  <w:style w:type="paragraph" w:styleId="Heading1">
+  <w:style w:type="paragraph" w:styleId="Kop1">
     <w:name w:val="heading 1"/>
-    <w:basedOn w:val="Normal"/>
-    <w:next w:val="Normal"/>
+    <w:basedOn w:val="Standaard"/>
+    <w:next w:val="Standaard"/>
     <w:qFormat/>
     <w:rsid w:val="00EB49A6"/>
     <w:pPr>
@@ -7677,10 +7878,10 @@
       <w:sz w:val="28"/>
     </w:rPr>
   </w:style>
-  <w:style w:type="paragraph" w:styleId="Heading2">
+  <w:style w:type="paragraph" w:styleId="Kop2">
     <w:name w:val="heading 2"/>
-    <w:basedOn w:val="Normal"/>
-    <w:next w:val="Normal"/>
+    <w:basedOn w:val="Standaard"/>
+    <w:next w:val="Standaard"/>
     <w:qFormat/>
     <w:rsid w:val="00EB49A6"/>
     <w:pPr>
@@ -7701,10 +7902,10 @@
       <w:b/>
     </w:rPr>
   </w:style>
-  <w:style w:type="paragraph" w:styleId="Heading3">
+  <w:style w:type="paragraph" w:styleId="Kop3">
     <w:name w:val="heading 3"/>
-    <w:basedOn w:val="Heading2"/>
-    <w:next w:val="Normal"/>
+    <w:basedOn w:val="Kop2"/>
+    <w:next w:val="Standaard"/>
     <w:qFormat/>
     <w:rsid w:val="00EB49A6"/>
     <w:pPr>
@@ -7716,10 +7917,10 @@
       <w:outlineLvl w:val="2"/>
     </w:pPr>
   </w:style>
-  <w:style w:type="paragraph" w:styleId="Heading4">
+  <w:style w:type="paragraph" w:styleId="Kop4">
     <w:name w:val="heading 4"/>
-    <w:basedOn w:val="Normal"/>
-    <w:next w:val="Normal"/>
+    <w:basedOn w:val="Standaard"/>
+    <w:next w:val="Standaard"/>
     <w:qFormat/>
     <w:rsid w:val="00EB49A6"/>
     <w:pPr>
@@ -7731,63 +7932,63 @@
       <w:i/>
     </w:rPr>
   </w:style>
-  <w:style w:type="paragraph" w:styleId="Heading5">
+  <w:style w:type="paragraph" w:styleId="Kop5">
     <w:name w:val="heading 5"/>
-    <w:basedOn w:val="Heading4"/>
-    <w:next w:val="Normal"/>
+    <w:basedOn w:val="Kop4"/>
+    <w:next w:val="Standaard"/>
     <w:qFormat/>
     <w:rsid w:val="00EB49A6"/>
     <w:pPr>
       <w:outlineLvl w:val="4"/>
     </w:pPr>
   </w:style>
-  <w:style w:type="paragraph" w:styleId="Heading6">
+  <w:style w:type="paragraph" w:styleId="Kop6">
     <w:name w:val="heading 6"/>
-    <w:basedOn w:val="Heading4"/>
-    <w:next w:val="Normal"/>
+    <w:basedOn w:val="Kop4"/>
+    <w:next w:val="Standaard"/>
     <w:qFormat/>
     <w:rsid w:val="00EB49A6"/>
     <w:pPr>
       <w:outlineLvl w:val="5"/>
     </w:pPr>
   </w:style>
-  <w:style w:type="paragraph" w:styleId="Heading7">
+  <w:style w:type="paragraph" w:styleId="Kop7">
     <w:name w:val="heading 7"/>
-    <w:basedOn w:val="Heading4"/>
-    <w:next w:val="Normal"/>
+    <w:basedOn w:val="Kop4"/>
+    <w:next w:val="Standaard"/>
     <w:qFormat/>
     <w:rsid w:val="00EB49A6"/>
     <w:pPr>
       <w:outlineLvl w:val="6"/>
     </w:pPr>
   </w:style>
-  <w:style w:type="paragraph" w:styleId="Heading8">
+  <w:style w:type="paragraph" w:styleId="Kop8">
     <w:name w:val="heading 8"/>
-    <w:basedOn w:val="Heading4"/>
-    <w:next w:val="Normal"/>
+    <w:basedOn w:val="Kop4"/>
+    <w:next w:val="Standaard"/>
     <w:qFormat/>
     <w:rsid w:val="00EB49A6"/>
     <w:pPr>
       <w:outlineLvl w:val="7"/>
     </w:pPr>
   </w:style>
-  <w:style w:type="paragraph" w:styleId="Heading9">
+  <w:style w:type="paragraph" w:styleId="Kop9">
     <w:name w:val="heading 9"/>
-    <w:basedOn w:val="Heading4"/>
-    <w:next w:val="Normal"/>
+    <w:basedOn w:val="Kop4"/>
+    <w:next w:val="Standaard"/>
     <w:qFormat/>
     <w:rsid w:val="00EB49A6"/>
     <w:pPr>
       <w:outlineLvl w:val="8"/>
     </w:pPr>
   </w:style>
-  <w:style w:type="character" w:default="1" w:styleId="DefaultParagraphFont">
+  <w:style w:type="character" w:default="1" w:styleId="Standaardalinea-lettertype">
     <w:name w:val="Default Paragraph Font"/>
     <w:uiPriority w:val="1"/>
     <w:semiHidden/>
     <w:unhideWhenUsed/>
   </w:style>
-  <w:style w:type="table" w:default="1" w:styleId="TableNormal">
+  <w:style w:type="table" w:default="1" w:styleId="Standaardtabel">
     <w:name w:val="Normal Table"/>
     <w:uiPriority w:val="99"/>
     <w:semiHidden/>
@@ -7802,15 +8003,15 @@
       </w:tblCellMar>
     </w:tblPr>
   </w:style>
-  <w:style w:type="numbering" w:default="1" w:styleId="NoList">
+  <w:style w:type="numbering" w:default="1" w:styleId="Geenlijst">
     <w:name w:val="No List"/>
     <w:uiPriority w:val="99"/>
     <w:semiHidden/>
     <w:unhideWhenUsed/>
   </w:style>
-  <w:style w:type="character" w:styleId="PageNumber">
+  <w:style w:type="character" w:styleId="Paginanummer">
     <w:name w:val="page number"/>
-    <w:basedOn w:val="DefaultParagraphFont"/>
+    <w:basedOn w:val="Standaardalinea-lettertype"/>
     <w:rsid w:val="00EB49A6"/>
   </w:style>
   <w:style w:type="character" w:styleId="Hyperlink">
@@ -7823,9 +8024,9 @@
       <w:u w:val="single"/>
     </w:rPr>
   </w:style>
-  <w:style w:type="character" w:customStyle="1" w:styleId="BalloonTextChar">
-    <w:name w:val="Balloon Text Char"/>
-    <w:link w:val="BalloonText"/>
+  <w:style w:type="character" w:customStyle="1" w:styleId="BallontekstChar">
+    <w:name w:val="Ballontekst Char"/>
+    <w:link w:val="Ballontekst"/>
     <w:qFormat/>
     <w:rsid w:val="00577E75"/>
     <w:rPr>
@@ -7836,8 +8037,8 @@
   </w:style>
   <w:style w:type="paragraph" w:customStyle="1" w:styleId="Heading">
     <w:name w:val="Heading"/>
-    <w:basedOn w:val="Normal"/>
-    <w:next w:val="BodyText"/>
+    <w:basedOn w:val="Standaard"/>
+    <w:next w:val="Plattetekst"/>
     <w:qFormat/>
     <w:pPr>
       <w:keepNext/>
@@ -7849,24 +8050,24 @@
       <w:szCs w:val="28"/>
     </w:rPr>
   </w:style>
-  <w:style w:type="paragraph" w:styleId="BodyText">
+  <w:style w:type="paragraph" w:styleId="Plattetekst">
     <w:name w:val="Body Text"/>
-    <w:basedOn w:val="Normal"/>
+    <w:basedOn w:val="Standaard"/>
     <w:pPr>
       <w:spacing w:after="140" w:line="276" w:lineRule="auto"/>
     </w:pPr>
   </w:style>
-  <w:style w:type="paragraph" w:styleId="List">
+  <w:style w:type="paragraph" w:styleId="Lijst">
     <w:name w:val="List"/>
-    <w:basedOn w:val="BodyText"/>
+    <w:basedOn w:val="Plattetekst"/>
     <w:rPr>
       <w:rFonts w:cs="Lohit Devanagari"/>
     </w:rPr>
   </w:style>
-  <w:style w:type="paragraph" w:styleId="Caption">
+  <w:style w:type="paragraph" w:styleId="Bijschrift">
     <w:name w:val="caption"/>
-    <w:basedOn w:val="Normal"/>
-    <w:next w:val="Normal"/>
+    <w:basedOn w:val="Standaard"/>
+    <w:next w:val="Standaard"/>
     <w:qFormat/>
     <w:rsid w:val="00EB49A6"/>
     <w:pPr>
@@ -7878,7 +8079,7 @@
   </w:style>
   <w:style w:type="paragraph" w:customStyle="1" w:styleId="Index">
     <w:name w:val="Index"/>
-    <w:basedOn w:val="Normal"/>
+    <w:basedOn w:val="Standaard"/>
     <w:qFormat/>
     <w:pPr>
       <w:suppressLineNumbers/>
@@ -7887,9 +8088,9 @@
       <w:rFonts w:cs="Lohit Devanagari"/>
     </w:rPr>
   </w:style>
-  <w:style w:type="paragraph" w:styleId="IndexHeading">
+  <w:style w:type="paragraph" w:styleId="Indexkop">
     <w:name w:val="index heading"/>
-    <w:basedOn w:val="Normal"/>
+    <w:basedOn w:val="Standaard"/>
     <w:next w:val="Index1"/>
     <w:semiHidden/>
     <w:rsid w:val="00EB49A6"/>
@@ -7901,10 +8102,10 @@
       <w:b/>
     </w:rPr>
   </w:style>
-  <w:style w:type="paragraph" w:styleId="TableofAuthorities">
+  <w:style w:type="paragraph" w:styleId="Bronvermelding">
     <w:name w:val="table of authorities"/>
-    <w:basedOn w:val="Normal"/>
-    <w:next w:val="Normal"/>
+    <w:basedOn w:val="Standaard"/>
+    <w:next w:val="Standaard"/>
     <w:semiHidden/>
     <w:rsid w:val="00EB49A6"/>
     <w:pPr>
@@ -7912,9 +8113,9 @@
       <w:ind w:left="200" w:hanging="200"/>
     </w:pPr>
   </w:style>
-  <w:style w:type="paragraph" w:styleId="DocumentMap">
+  <w:style w:type="paragraph" w:styleId="Documentstructuur">
     <w:name w:val="Document Map"/>
-    <w:basedOn w:val="Normal"/>
+    <w:basedOn w:val="Standaard"/>
     <w:semiHidden/>
     <w:qFormat/>
     <w:rsid w:val="00EB49A6"/>
@@ -7926,9 +8127,9 @@
       <w:rFonts w:ascii="Tahoma" w:hAnsi="Tahoma"/>
     </w:rPr>
   </w:style>
-  <w:style w:type="paragraph" w:styleId="EndnoteText">
+  <w:style w:type="paragraph" w:styleId="Eindnoottekst">
     <w:name w:val="endnote text"/>
-    <w:basedOn w:val="Normal"/>
+    <w:basedOn w:val="Standaard"/>
     <w:semiHidden/>
     <w:rsid w:val="00EB49A6"/>
     <w:pPr>
@@ -7937,8 +8138,8 @@
   </w:style>
   <w:style w:type="paragraph" w:styleId="Index1">
     <w:name w:val="index 1"/>
-    <w:basedOn w:val="Normal"/>
-    <w:next w:val="Normal"/>
+    <w:basedOn w:val="Standaard"/>
+    <w:next w:val="Standaard"/>
     <w:semiHidden/>
     <w:rsid w:val="00EB49A6"/>
     <w:pPr>
@@ -7948,8 +8149,8 @@
   </w:style>
   <w:style w:type="paragraph" w:styleId="Index2">
     <w:name w:val="index 2"/>
-    <w:basedOn w:val="Normal"/>
-    <w:next w:val="Normal"/>
+    <w:basedOn w:val="Standaard"/>
+    <w:next w:val="Standaard"/>
     <w:semiHidden/>
     <w:rsid w:val="00EB49A6"/>
     <w:pPr>
@@ -7959,8 +8160,8 @@
   </w:style>
   <w:style w:type="paragraph" w:styleId="Index3">
     <w:name w:val="index 3"/>
-    <w:basedOn w:val="Normal"/>
-    <w:next w:val="Normal"/>
+    <w:basedOn w:val="Standaard"/>
+    <w:next w:val="Standaard"/>
     <w:semiHidden/>
     <w:rsid w:val="00EB49A6"/>
     <w:pPr>
@@ -7970,8 +8171,8 @@
   </w:style>
   <w:style w:type="paragraph" w:styleId="Index4">
     <w:name w:val="index 4"/>
-    <w:basedOn w:val="Normal"/>
-    <w:next w:val="Normal"/>
+    <w:basedOn w:val="Standaard"/>
+    <w:next w:val="Standaard"/>
     <w:semiHidden/>
     <w:qFormat/>
     <w:rsid w:val="00EB49A6"/>
@@ -7982,8 +8183,8 @@
   </w:style>
   <w:style w:type="paragraph" w:styleId="Index5">
     <w:name w:val="index 5"/>
-    <w:basedOn w:val="Normal"/>
-    <w:next w:val="Normal"/>
+    <w:basedOn w:val="Standaard"/>
+    <w:next w:val="Standaard"/>
     <w:semiHidden/>
     <w:qFormat/>
     <w:rsid w:val="00EB49A6"/>
@@ -7994,8 +8195,8 @@
   </w:style>
   <w:style w:type="paragraph" w:styleId="Index6">
     <w:name w:val="index 6"/>
-    <w:basedOn w:val="Normal"/>
-    <w:next w:val="Normal"/>
+    <w:basedOn w:val="Standaard"/>
+    <w:next w:val="Standaard"/>
     <w:semiHidden/>
     <w:qFormat/>
     <w:rsid w:val="00EB49A6"/>
@@ -8006,8 +8207,8 @@
   </w:style>
   <w:style w:type="paragraph" w:styleId="Index7">
     <w:name w:val="index 7"/>
-    <w:basedOn w:val="Normal"/>
-    <w:next w:val="Normal"/>
+    <w:basedOn w:val="Standaard"/>
+    <w:next w:val="Standaard"/>
     <w:semiHidden/>
     <w:qFormat/>
     <w:rsid w:val="00EB49A6"/>
@@ -8018,8 +8219,8 @@
   </w:style>
   <w:style w:type="paragraph" w:styleId="Index8">
     <w:name w:val="index 8"/>
-    <w:basedOn w:val="Normal"/>
-    <w:next w:val="Normal"/>
+    <w:basedOn w:val="Standaard"/>
+    <w:next w:val="Standaard"/>
     <w:semiHidden/>
     <w:qFormat/>
     <w:rsid w:val="00EB49A6"/>
@@ -8030,8 +8231,8 @@
   </w:style>
   <w:style w:type="paragraph" w:styleId="Index9">
     <w:name w:val="index 9"/>
-    <w:basedOn w:val="Normal"/>
-    <w:next w:val="Normal"/>
+    <w:basedOn w:val="Standaard"/>
+    <w:next w:val="Standaard"/>
     <w:semiHidden/>
     <w:qFormat/>
     <w:rsid w:val="00EB49A6"/>
@@ -8040,20 +8241,20 @@
       <w:ind w:left="1800" w:hanging="200"/>
     </w:pPr>
   </w:style>
-  <w:style w:type="paragraph" w:styleId="TOC1">
+  <w:style w:type="paragraph" w:styleId="Inhopg1">
     <w:name w:val="toc 1"/>
-    <w:basedOn w:val="Normal"/>
-    <w:next w:val="Normal"/>
+    <w:basedOn w:val="Standaard"/>
+    <w:next w:val="Standaard"/>
     <w:semiHidden/>
     <w:rsid w:val="00EB49A6"/>
     <w:pPr>
       <w:spacing w:line="240" w:lineRule="auto"/>
     </w:pPr>
   </w:style>
-  <w:style w:type="paragraph" w:styleId="TOC2">
+  <w:style w:type="paragraph" w:styleId="Inhopg2">
     <w:name w:val="toc 2"/>
-    <w:basedOn w:val="Normal"/>
-    <w:next w:val="Normal"/>
+    <w:basedOn w:val="Standaard"/>
+    <w:next w:val="Standaard"/>
     <w:semiHidden/>
     <w:rsid w:val="00EB49A6"/>
     <w:pPr>
@@ -8061,10 +8262,10 @@
       <w:ind w:left="200"/>
     </w:pPr>
   </w:style>
-  <w:style w:type="paragraph" w:styleId="TOC3">
+  <w:style w:type="paragraph" w:styleId="Inhopg3">
     <w:name w:val="toc 3"/>
-    <w:basedOn w:val="Normal"/>
-    <w:next w:val="Normal"/>
+    <w:basedOn w:val="Standaard"/>
+    <w:next w:val="Standaard"/>
     <w:semiHidden/>
     <w:rsid w:val="00EB49A6"/>
     <w:pPr>
@@ -8072,10 +8273,10 @@
       <w:ind w:left="400"/>
     </w:pPr>
   </w:style>
-  <w:style w:type="paragraph" w:styleId="TOC4">
+  <w:style w:type="paragraph" w:styleId="Inhopg4">
     <w:name w:val="toc 4"/>
-    <w:basedOn w:val="Normal"/>
-    <w:next w:val="Normal"/>
+    <w:basedOn w:val="Standaard"/>
+    <w:next w:val="Standaard"/>
     <w:semiHidden/>
     <w:rsid w:val="00EB49A6"/>
     <w:pPr>
@@ -8083,10 +8284,10 @@
       <w:ind w:left="600"/>
     </w:pPr>
   </w:style>
-  <w:style w:type="paragraph" w:styleId="TOC5">
+  <w:style w:type="paragraph" w:styleId="Inhopg5">
     <w:name w:val="toc 5"/>
-    <w:basedOn w:val="Normal"/>
-    <w:next w:val="Normal"/>
+    <w:basedOn w:val="Standaard"/>
+    <w:next w:val="Standaard"/>
     <w:semiHidden/>
     <w:rsid w:val="00EB49A6"/>
     <w:pPr>
@@ -8094,10 +8295,10 @@
       <w:ind w:left="800"/>
     </w:pPr>
   </w:style>
-  <w:style w:type="paragraph" w:styleId="TOC6">
+  <w:style w:type="paragraph" w:styleId="Inhopg6">
     <w:name w:val="toc 6"/>
-    <w:basedOn w:val="Normal"/>
-    <w:next w:val="Normal"/>
+    <w:basedOn w:val="Standaard"/>
+    <w:next w:val="Standaard"/>
     <w:semiHidden/>
     <w:rsid w:val="00EB49A6"/>
     <w:pPr>
@@ -8105,10 +8306,10 @@
       <w:ind w:left="1000"/>
     </w:pPr>
   </w:style>
-  <w:style w:type="paragraph" w:styleId="TOC7">
+  <w:style w:type="paragraph" w:styleId="Inhopg7">
     <w:name w:val="toc 7"/>
-    <w:basedOn w:val="Normal"/>
-    <w:next w:val="Normal"/>
+    <w:basedOn w:val="Standaard"/>
+    <w:next w:val="Standaard"/>
     <w:semiHidden/>
     <w:rsid w:val="00EB49A6"/>
     <w:pPr>
@@ -8116,10 +8317,10 @@
       <w:ind w:left="1200"/>
     </w:pPr>
   </w:style>
-  <w:style w:type="paragraph" w:styleId="TOC8">
+  <w:style w:type="paragraph" w:styleId="Inhopg8">
     <w:name w:val="toc 8"/>
-    <w:basedOn w:val="Normal"/>
-    <w:next w:val="Normal"/>
+    <w:basedOn w:val="Standaard"/>
+    <w:next w:val="Standaard"/>
     <w:semiHidden/>
     <w:rsid w:val="00EB49A6"/>
     <w:pPr>
@@ -8127,10 +8328,10 @@
       <w:ind w:left="1400"/>
     </w:pPr>
   </w:style>
-  <w:style w:type="paragraph" w:styleId="TOC9">
+  <w:style w:type="paragraph" w:styleId="Inhopg9">
     <w:name w:val="toc 9"/>
-    <w:basedOn w:val="Normal"/>
-    <w:next w:val="Normal"/>
+    <w:basedOn w:val="Standaard"/>
+    <w:next w:val="Standaard"/>
     <w:semiHidden/>
     <w:rsid w:val="00EB49A6"/>
     <w:pPr>
@@ -8140,7 +8341,7 @@
   </w:style>
   <w:style w:type="paragraph" w:customStyle="1" w:styleId="Inspringen">
     <w:name w:val="Inspringen"/>
-    <w:basedOn w:val="Normal"/>
+    <w:basedOn w:val="Standaard"/>
     <w:qFormat/>
     <w:rsid w:val="00EB49A6"/>
     <w:pPr>
@@ -8149,7 +8350,7 @@
   </w:style>
   <w:style w:type="paragraph" w:customStyle="1" w:styleId="Inspringen2">
     <w:name w:val="Inspringen 2"/>
-    <w:basedOn w:val="Normal"/>
+    <w:basedOn w:val="Standaard"/>
     <w:qFormat/>
     <w:rsid w:val="00EB49A6"/>
     <w:pPr>
@@ -8158,7 +8359,7 @@
   </w:style>
   <w:style w:type="paragraph" w:customStyle="1" w:styleId="Inspringen3">
     <w:name w:val="Inspringen 3"/>
-    <w:basedOn w:val="Normal"/>
+    <w:basedOn w:val="Standaard"/>
     <w:qFormat/>
     <w:rsid w:val="00EB49A6"/>
     <w:pPr>
@@ -8167,7 +8368,7 @@
   </w:style>
   <w:style w:type="paragraph" w:customStyle="1" w:styleId="Inspringen4">
     <w:name w:val="Inspringen 4"/>
-    <w:basedOn w:val="Normal"/>
+    <w:basedOn w:val="Standaard"/>
     <w:qFormat/>
     <w:rsid w:val="00EB49A6"/>
     <w:pPr>
@@ -8176,7 +8377,7 @@
   </w:style>
   <w:style w:type="paragraph" w:customStyle="1" w:styleId="Inspringen5">
     <w:name w:val="Inspringen 5"/>
-    <w:basedOn w:val="Normal"/>
+    <w:basedOn w:val="Standaard"/>
     <w:qFormat/>
     <w:rsid w:val="00EB49A6"/>
     <w:pPr>
@@ -8185,7 +8386,7 @@
   </w:style>
   <w:style w:type="paragraph" w:customStyle="1" w:styleId="Inspringen6">
     <w:name w:val="Inspringen 6"/>
-    <w:basedOn w:val="Normal"/>
+    <w:basedOn w:val="Standaard"/>
     <w:qFormat/>
     <w:rsid w:val="00EB49A6"/>
     <w:pPr>
@@ -8194,7 +8395,7 @@
   </w:style>
   <w:style w:type="paragraph" w:customStyle="1" w:styleId="Inspringen7">
     <w:name w:val="Inspringen 7"/>
-    <w:basedOn w:val="Normal"/>
+    <w:basedOn w:val="Standaard"/>
     <w:qFormat/>
     <w:rsid w:val="00EB49A6"/>
     <w:pPr>
@@ -8203,7 +8404,7 @@
   </w:style>
   <w:style w:type="paragraph" w:customStyle="1" w:styleId="Inspringen8">
     <w:name w:val="Inspringen 8"/>
-    <w:basedOn w:val="Normal"/>
+    <w:basedOn w:val="Standaard"/>
     <w:qFormat/>
     <w:rsid w:val="00EB49A6"/>
     <w:pPr>
@@ -8212,17 +8413,17 @@
   </w:style>
   <w:style w:type="paragraph" w:customStyle="1" w:styleId="Inspringen9">
     <w:name w:val="Inspringen 9"/>
-    <w:basedOn w:val="Normal"/>
+    <w:basedOn w:val="Standaard"/>
     <w:qFormat/>
     <w:rsid w:val="00EB49A6"/>
     <w:pPr>
       <w:ind w:left="2835"/>
     </w:pPr>
   </w:style>
-  <w:style w:type="paragraph" w:styleId="TOAHeading">
+  <w:style w:type="paragraph" w:styleId="Kopbronvermelding">
     <w:name w:val="toa heading"/>
-    <w:basedOn w:val="Normal"/>
-    <w:next w:val="Normal"/>
+    <w:basedOn w:val="Standaard"/>
+    <w:next w:val="Standaard"/>
     <w:semiHidden/>
     <w:qFormat/>
     <w:rsid w:val="00EB49A6"/>
@@ -8235,9 +8436,9 @@
       <w:sz w:val="24"/>
     </w:rPr>
   </w:style>
-  <w:style w:type="paragraph" w:styleId="List4">
+  <w:style w:type="paragraph" w:styleId="Lijst4">
     <w:name w:val="List 4"/>
-    <w:basedOn w:val="Normal"/>
+    <w:basedOn w:val="Standaard"/>
     <w:qFormat/>
     <w:rsid w:val="00EB49A6"/>
     <w:pPr>
@@ -8245,9 +8446,9 @@
       <w:ind w:left="1132" w:hanging="283"/>
     </w:pPr>
   </w:style>
-  <w:style w:type="paragraph" w:styleId="List5">
+  <w:style w:type="paragraph" w:styleId="Lijst5">
     <w:name w:val="List 5"/>
-    <w:basedOn w:val="Normal"/>
+    <w:basedOn w:val="Standaard"/>
     <w:qFormat/>
     <w:rsid w:val="00EB49A6"/>
     <w:pPr>
@@ -8255,10 +8456,10 @@
       <w:ind w:left="1415" w:hanging="283"/>
     </w:pPr>
   </w:style>
-  <w:style w:type="paragraph" w:styleId="TableofFigures">
+  <w:style w:type="paragraph" w:styleId="Lijstmetafbeeldingen">
     <w:name w:val="table of figures"/>
-    <w:basedOn w:val="Normal"/>
-    <w:next w:val="Normal"/>
+    <w:basedOn w:val="Standaard"/>
+    <w:next w:val="Standaard"/>
     <w:semiHidden/>
     <w:rsid w:val="00EB49A6"/>
     <w:pPr>
@@ -8266,9 +8467,9 @@
       <w:ind w:left="400" w:hanging="400"/>
     </w:pPr>
   </w:style>
-  <w:style w:type="paragraph" w:styleId="ListBullet">
+  <w:style w:type="paragraph" w:styleId="Lijstopsomteken">
     <w:name w:val="List Bullet"/>
-    <w:basedOn w:val="Normal"/>
+    <w:basedOn w:val="Standaard"/>
     <w:rsid w:val="00EB49A6"/>
     <w:pPr>
       <w:numPr>
@@ -8281,9 +8482,9 @@
       <w:ind w:left="0" w:firstLine="0"/>
     </w:pPr>
   </w:style>
-  <w:style w:type="paragraph" w:styleId="ListBullet2">
+  <w:style w:type="paragraph" w:styleId="Lijstopsomteken2">
     <w:name w:val="List Bullet 2"/>
-    <w:basedOn w:val="Normal"/>
+    <w:basedOn w:val="Standaard"/>
     <w:rsid w:val="00EB49A6"/>
     <w:pPr>
       <w:numPr>
@@ -8296,9 +8497,9 @@
       <w:ind w:left="0" w:firstLine="0"/>
     </w:pPr>
   </w:style>
-  <w:style w:type="paragraph" w:styleId="ListBullet3">
+  <w:style w:type="paragraph" w:styleId="Lijstopsomteken3">
     <w:name w:val="List Bullet 3"/>
-    <w:basedOn w:val="Normal"/>
+    <w:basedOn w:val="Standaard"/>
     <w:rsid w:val="00EB49A6"/>
     <w:pPr>
       <w:numPr>
@@ -8311,9 +8512,9 @@
       <w:ind w:left="0" w:firstLine="0"/>
     </w:pPr>
   </w:style>
-  <w:style w:type="paragraph" w:styleId="ListBullet4">
+  <w:style w:type="paragraph" w:styleId="Lijstopsomteken4">
     <w:name w:val="List Bullet 4"/>
-    <w:basedOn w:val="Normal"/>
+    <w:basedOn w:val="Standaard"/>
     <w:rsid w:val="00EB49A6"/>
     <w:pPr>
       <w:numPr>
@@ -8326,9 +8527,9 @@
       <w:ind w:left="0" w:firstLine="0"/>
     </w:pPr>
   </w:style>
-  <w:style w:type="paragraph" w:styleId="ListBullet5">
+  <w:style w:type="paragraph" w:styleId="Lijstopsomteken5">
     <w:name w:val="List Bullet 5"/>
-    <w:basedOn w:val="Normal"/>
+    <w:basedOn w:val="Standaard"/>
     <w:rsid w:val="00EB49A6"/>
     <w:pPr>
       <w:numPr>
@@ -8341,9 +8542,9 @@
       <w:ind w:left="0" w:firstLine="0"/>
     </w:pPr>
   </w:style>
-  <w:style w:type="paragraph" w:styleId="ListNumber">
+  <w:style w:type="paragraph" w:styleId="Lijstnummering">
     <w:name w:val="List Number"/>
-    <w:basedOn w:val="Normal"/>
+    <w:basedOn w:val="Standaard"/>
     <w:rsid w:val="00EB49A6"/>
     <w:pPr>
       <w:numPr>
@@ -8355,9 +8556,9 @@
       <w:ind w:left="0" w:firstLine="0"/>
     </w:pPr>
   </w:style>
-  <w:style w:type="paragraph" w:styleId="ListNumber2">
+  <w:style w:type="paragraph" w:styleId="Lijstnummering2">
     <w:name w:val="List Number 2"/>
-    <w:basedOn w:val="Normal"/>
+    <w:basedOn w:val="Standaard"/>
     <w:rsid w:val="00EB49A6"/>
     <w:pPr>
       <w:numPr>
@@ -8371,9 +8572,9 @@
       <w:ind w:left="0" w:firstLine="0"/>
     </w:pPr>
   </w:style>
-  <w:style w:type="paragraph" w:styleId="ListNumber3">
+  <w:style w:type="paragraph" w:styleId="Lijstnummering3">
     <w:name w:val="List Number 3"/>
-    <w:basedOn w:val="Normal"/>
+    <w:basedOn w:val="Standaard"/>
     <w:rsid w:val="00EB49A6"/>
     <w:pPr>
       <w:numPr>
@@ -8387,9 +8588,9 @@
       <w:ind w:left="0" w:firstLine="0"/>
     </w:pPr>
   </w:style>
-  <w:style w:type="paragraph" w:styleId="ListNumber4">
+  <w:style w:type="paragraph" w:styleId="Lijstnummering4">
     <w:name w:val="List Number 4"/>
-    <w:basedOn w:val="Normal"/>
+    <w:basedOn w:val="Standaard"/>
     <w:rsid w:val="00EB49A6"/>
     <w:pPr>
       <w:numPr>
@@ -8403,9 +8604,9 @@
       <w:ind w:left="0" w:firstLine="0"/>
     </w:pPr>
   </w:style>
-  <w:style w:type="paragraph" w:styleId="ListNumber5">
+  <w:style w:type="paragraph" w:styleId="Lijstnummering5">
     <w:name w:val="List Number 5"/>
-    <w:basedOn w:val="Normal"/>
+    <w:basedOn w:val="Standaard"/>
     <w:rsid w:val="00EB49A6"/>
     <w:pPr>
       <w:numPr>
@@ -8418,52 +8619,52 @@
       <w:ind w:left="0" w:firstLine="0"/>
     </w:pPr>
   </w:style>
-  <w:style w:type="paragraph" w:styleId="ListContinue">
+  <w:style w:type="paragraph" w:styleId="Lijstvoortzetting">
     <w:name w:val="List Continue"/>
-    <w:basedOn w:val="Normal"/>
+    <w:basedOn w:val="Standaard"/>
     <w:rsid w:val="00EB49A6"/>
     <w:pPr>
       <w:spacing w:after="120" w:line="240" w:lineRule="auto"/>
       <w:ind w:left="283"/>
     </w:pPr>
   </w:style>
-  <w:style w:type="paragraph" w:styleId="ListContinue2">
+  <w:style w:type="paragraph" w:styleId="Lijstvoortzetting2">
     <w:name w:val="List Continue 2"/>
-    <w:basedOn w:val="Normal"/>
+    <w:basedOn w:val="Standaard"/>
     <w:rsid w:val="00EB49A6"/>
     <w:pPr>
       <w:spacing w:after="120" w:line="240" w:lineRule="auto"/>
       <w:ind w:left="566"/>
     </w:pPr>
   </w:style>
-  <w:style w:type="paragraph" w:styleId="ListContinue3">
+  <w:style w:type="paragraph" w:styleId="Lijstvoortzetting3">
     <w:name w:val="List Continue 3"/>
-    <w:basedOn w:val="Normal"/>
+    <w:basedOn w:val="Standaard"/>
     <w:rsid w:val="00EB49A6"/>
     <w:pPr>
       <w:spacing w:after="120" w:line="240" w:lineRule="auto"/>
       <w:ind w:left="849"/>
     </w:pPr>
   </w:style>
-  <w:style w:type="paragraph" w:styleId="ListContinue4">
+  <w:style w:type="paragraph" w:styleId="Lijstvoortzetting4">
     <w:name w:val="List Continue 4"/>
-    <w:basedOn w:val="Normal"/>
+    <w:basedOn w:val="Standaard"/>
     <w:rsid w:val="00EB49A6"/>
     <w:pPr>
       <w:spacing w:after="120" w:line="240" w:lineRule="auto"/>
       <w:ind w:left="1132"/>
     </w:pPr>
   </w:style>
-  <w:style w:type="paragraph" w:styleId="ListContinue5">
+  <w:style w:type="paragraph" w:styleId="Lijstvoortzetting5">
     <w:name w:val="List Continue 5"/>
-    <w:basedOn w:val="Normal"/>
+    <w:basedOn w:val="Standaard"/>
     <w:rsid w:val="00EB49A6"/>
     <w:pPr>
       <w:spacing w:after="120" w:line="240" w:lineRule="auto"/>
       <w:ind w:left="1415"/>
     </w:pPr>
   </w:style>
-  <w:style w:type="paragraph" w:styleId="MacroText">
+  <w:style w:type="paragraph" w:styleId="Macrotekst">
     <w:name w:val="macro"/>
     <w:semiHidden/>
     <w:qFormat/>
@@ -8486,10 +8687,10 @@
       <w:rFonts w:ascii="Courier New" w:hAnsi="Courier New"/>
     </w:rPr>
   </w:style>
-  <w:style w:type="paragraph" w:styleId="NoteHeading">
+  <w:style w:type="paragraph" w:styleId="Notitiekop">
     <w:name w:val="Note Heading"/>
-    <w:basedOn w:val="Normal"/>
-    <w:next w:val="Normal"/>
+    <w:basedOn w:val="Standaard"/>
+    <w:next w:val="Standaard"/>
     <w:qFormat/>
     <w:rsid w:val="00EB49A6"/>
     <w:pPr>
@@ -8498,8 +8699,8 @@
   </w:style>
   <w:style w:type="paragraph" w:customStyle="1" w:styleId="1">
     <w:name w:val="1"/>
-    <w:basedOn w:val="Normal"/>
-    <w:next w:val="Normal"/>
+    <w:basedOn w:val="Standaard"/>
+    <w:next w:val="Standaard"/>
     <w:qFormat/>
     <w:rsid w:val="00EB49A6"/>
     <w:pPr>
@@ -8507,18 +8708,18 @@
       <w:ind w:left="709"/>
     </w:pPr>
   </w:style>
-  <w:style w:type="paragraph" w:styleId="CommentText">
+  <w:style w:type="paragraph" w:styleId="Tekstopmerking">
     <w:name w:val="annotation text"/>
-    <w:basedOn w:val="Normal"/>
+    <w:basedOn w:val="Standaard"/>
     <w:semiHidden/>
     <w:rsid w:val="00EB49A6"/>
     <w:pPr>
       <w:spacing w:line="240" w:lineRule="auto"/>
     </w:pPr>
   </w:style>
-  <w:style w:type="paragraph" w:styleId="FootnoteText">
+  <w:style w:type="paragraph" w:styleId="Voetnoottekst">
     <w:name w:val="footnote text"/>
-    <w:basedOn w:val="Normal"/>
+    <w:basedOn w:val="Standaard"/>
     <w:semiHidden/>
     <w:rsid w:val="00EB49A6"/>
     <w:pPr>
@@ -8527,8 +8728,8 @@
   </w:style>
   <w:style w:type="paragraph" w:customStyle="1" w:styleId="Retouradres">
     <w:name w:val="Retouradres"/>
-    <w:basedOn w:val="Normal"/>
-    <w:next w:val="Normal"/>
+    <w:basedOn w:val="Standaard"/>
+    <w:next w:val="Standaard"/>
     <w:qFormat/>
     <w:rsid w:val="00547739"/>
     <w:pPr>
@@ -8540,8 +8741,8 @@
   </w:style>
   <w:style w:type="paragraph" w:customStyle="1" w:styleId="Rubricering">
     <w:name w:val="Rubricering"/>
-    <w:basedOn w:val="Normal"/>
-    <w:next w:val="Normal"/>
+    <w:basedOn w:val="Standaard"/>
+    <w:next w:val="Standaard"/>
     <w:qFormat/>
     <w:rsid w:val="00282965"/>
     <w:rPr>
@@ -8552,8 +8753,8 @@
   </w:style>
   <w:style w:type="paragraph" w:customStyle="1" w:styleId="Functieinondertekening">
     <w:name w:val="Functie in ondertekening"/>
-    <w:basedOn w:val="Normal"/>
-    <w:next w:val="Normal"/>
+    <w:basedOn w:val="Standaard"/>
+    <w:next w:val="Standaard"/>
     <w:qFormat/>
     <w:rsid w:val="00494227"/>
     <w:rPr>
@@ -8562,7 +8763,7 @@
   </w:style>
   <w:style w:type="paragraph" w:customStyle="1" w:styleId="Afzendgegevens">
     <w:name w:val="Afzendgegevens"/>
-    <w:basedOn w:val="Normal"/>
+    <w:basedOn w:val="Standaard"/>
     <w:qFormat/>
     <w:rsid w:val="00494227"/>
     <w:pPr>
@@ -8584,12 +8785,12 @@
   </w:style>
   <w:style w:type="paragraph" w:customStyle="1" w:styleId="HeaderandFooter">
     <w:name w:val="Header and Footer"/>
-    <w:basedOn w:val="Normal"/>
+    <w:basedOn w:val="Standaard"/>
     <w:qFormat/>
   </w:style>
-  <w:style w:type="paragraph" w:styleId="Header">
+  <w:style w:type="paragraph" w:styleId="Koptekst">
     <w:name w:val="header"/>
-    <w:basedOn w:val="Normal"/>
+    <w:basedOn w:val="Standaard"/>
     <w:rsid w:val="00132B19"/>
     <w:pPr>
       <w:tabs>
@@ -8598,9 +8799,9 @@
       </w:tabs>
     </w:pPr>
   </w:style>
-  <w:style w:type="paragraph" w:styleId="Footer">
+  <w:style w:type="paragraph" w:styleId="Voettekst">
     <w:name w:val="footer"/>
-    <w:basedOn w:val="Normal"/>
+    <w:basedOn w:val="Standaard"/>
     <w:rsid w:val="00132B19"/>
     <w:pPr>
       <w:tabs>
@@ -8637,8 +8838,8 @@
   </w:style>
   <w:style w:type="paragraph" w:customStyle="1" w:styleId="Aanhef1">
     <w:name w:val="Aanhef1"/>
-    <w:basedOn w:val="Normal"/>
-    <w:next w:val="Normal"/>
+    <w:basedOn w:val="Standaard"/>
+    <w:next w:val="Standaard"/>
     <w:qFormat/>
     <w:rsid w:val="00D43FFC"/>
     <w:pPr>
@@ -8647,8 +8848,8 @@
   </w:style>
   <w:style w:type="paragraph" w:customStyle="1" w:styleId="Slotzin">
     <w:name w:val="Slotzin"/>
-    <w:basedOn w:val="Normal"/>
-    <w:next w:val="Normal"/>
+    <w:basedOn w:val="Standaard"/>
+    <w:next w:val="Standaard"/>
     <w:qFormat/>
     <w:rsid w:val="00600F33"/>
     <w:pPr>
@@ -8657,8 +8858,8 @@
   </w:style>
   <w:style w:type="paragraph" w:customStyle="1" w:styleId="Huisstijl-TabelTitel">
     <w:name w:val="Huisstijl-TabelTitel"/>
-    <w:basedOn w:val="Normal"/>
-    <w:next w:val="Normal"/>
+    <w:basedOn w:val="Standaard"/>
+    <w:next w:val="Standaard"/>
     <w:qFormat/>
     <w:rsid w:val="005F4C40"/>
     <w:rPr>
@@ -8678,7 +8879,7 @@
   </w:style>
   <w:style w:type="paragraph" w:customStyle="1" w:styleId="Huisstijl-Ondertekeningvervolg">
     <w:name w:val="Huisstijl - Ondertekening vervolg"/>
-    <w:basedOn w:val="Normal"/>
+    <w:basedOn w:val="Standaard"/>
     <w:qFormat/>
     <w:rsid w:val="004A2615"/>
     <w:pPr>
@@ -8694,10 +8895,10 @@
       <w:lang w:eastAsia="zh-CN" w:bidi="hi-IN"/>
     </w:rPr>
   </w:style>
-  <w:style w:type="paragraph" w:styleId="BalloonText">
+  <w:style w:type="paragraph" w:styleId="Ballontekst">
     <w:name w:val="Balloon Text"/>
-    <w:basedOn w:val="Normal"/>
-    <w:link w:val="BalloonTextChar"/>
+    <w:basedOn w:val="Standaard"/>
+    <w:link w:val="BallontekstChar"/>
     <w:qFormat/>
     <w:rsid w:val="00577E75"/>
     <w:pPr>
@@ -8711,12 +8912,12 @@
   </w:style>
   <w:style w:type="paragraph" w:customStyle="1" w:styleId="FrameContents">
     <w:name w:val="Frame Contents"/>
-    <w:basedOn w:val="Normal"/>
+    <w:basedOn w:val="Standaard"/>
     <w:qFormat/>
   </w:style>
   <w:style w:type="paragraph" w:customStyle="1" w:styleId="HeaderLeft">
     <w:name w:val="Header Left"/>
-    <w:basedOn w:val="Header"/>
+    <w:basedOn w:val="Koptekst"/>
     <w:qFormat/>
   </w:style>
 </w:styles>
